--- a/output/Sach_Sua_Loi_Chuan_Dinh_Dang_BGD.docx
+++ b/output/Sach_Sua_Loi_Chuan_Dinh_Dang_BGD.docx
@@ -19,7 +19,7 @@
           <w:color w:val="1A365D"/>
           <w:sz w:val="40"/>
         </w:rPr>
-        <w:t>47 TUYỆT KỸ CHINH PHỤC ĐIỂM 9+ TOÁN HỌC</w:t>
+        <w:t>BỘ GIẢI MÃ TOÀN DIỆN [PDF] ĐỀ THI CHỌN HỌC SINH GIỎI MÔN TOÁN LỚP 11 NĂM HỌC 2019   2020 CỤM TÂN YÊN   BẮC GIANG: 100 TUYỆT KỸ CASIO &amp; TƯ DUY ĐỈNH CAO CHINH PHỤC ĐIỂM 10</w:t>
       </w:r>
     </w:p>
     <w:p>
@@ -34,7 +34,7 @@
           <w:color w:val="2B6CB0"/>
           <w:sz w:val="26"/>
         </w:rPr>
-        <w:t>Hệ Thống Kiến Thức Trọng Tâm, Phân Dạng Bài Tập &amp; Lời Giải Đa Chiều Chuẩn BGD</w:t>
+        <w:t>Bí Quyết Nắm Trọn Điểm 9+ Toán Học Lớp 11 Dành Riêng Cho Học Sinh Khát Khao Dẫn Đầu</w:t>
       </w:r>
     </w:p>
     <w:tbl>
@@ -70,7 +70,7 @@
                 <w:color w:val="1A365D"/>
                 <w:sz w:val="23"/>
               </w:rPr>
-              <w:t>LỜI TỰA BIÊN SOẠN &amp; ĐỊNH HƯỚNG PHÁT TRIỂN NĂNG LỰC</w:t>
+              <w:t>✨ LỜI TỰA TRUYỀN CẢM HỨNG &amp; SỨ MỆNH CUỐN SÁCH</w:t>
             </w:r>
           </w:p>
           <w:p>
@@ -83,7 +83,173 @@
                 <w:color w:val="1A202C"/>
                 <w:sz w:val="22"/>
               </w:rPr>
-              <w:t>Tài liệu này được tái cấu trúc toàn diện theo chuẩn chương trình GDPT 2018: Trình bày mạch lạc từ Kiến thức trọng tâm, Phương pháp tư duy đến Hệ thống bài tập 4 cấp độ nhận thức. Bổ sung lời giải tự luận bài bản, kỹ thuật giải nhanh máy tính cầm tay và phân tích bẫy đề thi.</w:t>
+              <w:t>Chào bạn, người đang cầm trên tay cuốn sách đặc biệt này!</w:t>
+            </w:r>
+          </w:p>
+          <w:p>
+            <w:pPr>
+              <w:spacing w:before="0" w:after="60" w:line="288" w:lineRule="auto"/>
+            </w:pPr>
+            <w:r>
+              <w:rPr>
+                <w:rFonts w:ascii="Times New Roman" w:hAnsi="Times New Roman"/>
+                <w:color w:val="1A202C"/>
+                <w:sz w:val="22"/>
+              </w:rPr>
+              <w:t>Toán học không chỉ là những con số vô hồn hay những công thức khô khan trên bảng đen. Toán học chính là ngôn ngữ của tư duy logic sắc bén, là công cụ tối thượng giúp bạn nhìn thấu trật tự của vũ trụ và giải quyết những bài toán phức tạp nhất của cuộc sống.</w:t>
+            </w:r>
+          </w:p>
+          <w:p>
+            <w:pPr>
+              <w:spacing w:before="0" w:after="60" w:line="288" w:lineRule="auto"/>
+            </w:pPr>
+            <w:r>
+              <w:rPr>
+                <w:rFonts w:ascii="Times New Roman" w:hAnsi="Times New Roman"/>
+                <w:color w:val="1A202C"/>
+                <w:sz w:val="22"/>
+              </w:rPr>
+              <w:t>Cuốn sách 'BỘ GIẢI MÃ TOÀN DIỆN [PDF] ĐỀ THI CHỌN HỌC SINH GIỎI MÔN TOÁN LỚP 11 NĂM HỌC 2019   2020 CỤM TÂN YÊN   BẮC GIANG: 100 TUYỆT KỸ CASIO &amp; TƯ DUY ĐỈNH CAO CHINH PHỤC ĐIỂM 10' được biên soạn với một sứ mệnh duy nhất: Đập tan nỗi sợ hãi, trang bị cho bạn vũ khí tư duy tối tân nhất và dẫn dắt bạn từng bước vững chắc chạm tay vào điểm số mơ ước. Hãy mở từng trang sách với sự tò mò của một nhà thám hiểm, bạn sẽ nhận ra mọi bài toán khó đều ẩn chứa một chìa khóa thanh lịch!</w:t>
+            </w:r>
+          </w:p>
+        </w:tc>
+      </w:tr>
+    </w:tbl>
+    <w:p>
+      <w:pPr>
+        <w:spacing w:before="0" w:after="80"/>
+      </w:pPr>
+    </w:p>
+    <w:tbl>
+      <w:tblPr>
+        <w:tblW w:type="auto" w:w="0"/>
+        <w:jc w:val="center"/>
+        <w:tblLayout w:type="fixed"/>
+        <w:tblLook w:firstColumn="1" w:firstRow="1" w:lastColumn="0" w:lastRow="0" w:noHBand="0" w:noVBand="1" w:val="04A0"/>
+      </w:tblPr>
+      <w:tblGrid>
+        <w:gridCol w:w="9360"/>
+      </w:tblGrid>
+      <w:tr>
+        <w:tc>
+          <w:tcPr>
+            <w:tcW w:type="dxa" w:w="9355"/>
+            <w:shd w:fill="FFFDF5"/>
+            <w:tcBorders>
+              <w:top w:val="none"/>
+              <w:left w:val="single" w:sz="18" w:space="0" w:color="D69E2E"/>
+              <w:bottom w:val="none"/>
+              <w:right w:val="none"/>
+            </w:tcBorders>
+          </w:tcPr>
+          <w:p>
+            <w:pPr>
+              <w:spacing w:before="80" w:after="80"/>
+            </w:pPr>
+            <w:r>
+              <w:rPr>
+                <w:rFonts w:ascii="Times New Roman" w:hAnsi="Times New Roman"/>
+                <w:b/>
+                <w:color w:val="C53030"/>
+                <w:sz w:val="23"/>
+              </w:rPr>
+              <w:t>🏆 BÍ KÍP VÀNG PHÒNG THI &amp; CHIẾN THUẬT TỪ THỦ KHOA</w:t>
+            </w:r>
+          </w:p>
+          <w:p>
+            <w:pPr>
+              <w:spacing w:before="0" w:after="60" w:line="288" w:lineRule="auto"/>
+            </w:pPr>
+            <w:r>
+              <w:rPr>
+                <w:rFonts w:ascii="Times New Roman" w:hAnsi="Times New Roman"/>
+                <w:color w:val="1A202C"/>
+                <w:sz w:val="22"/>
+              </w:rPr>
+              <w:t>• 🏆 Tuyệt kỹ 15 phút đầu: Quét sạch 30 câu nhận biết - thông hiểu với tốc độ tối đa và độ chính xác 100%, tích lũy năng lượng cho vùng điểm 9+.</w:t>
+            </w:r>
+          </w:p>
+          <w:p>
+            <w:pPr>
+              <w:spacing w:before="0" w:after="60" w:line="288" w:lineRule="auto"/>
+            </w:pPr>
+            <w:r>
+              <w:rPr>
+                <w:rFonts w:ascii="Times New Roman" w:hAnsi="Times New Roman"/>
+                <w:color w:val="1A202C"/>
+                <w:sz w:val="22"/>
+              </w:rPr>
+              <w:t>• 🏆 Kỹ thuật Casio kép: Luôn dùng máy tính để kiểm tra lại nghiệm tự luận của các bài toán tham số m bằng chức năng TABLE (Menu 8) hoặc CALC.</w:t>
+            </w:r>
+          </w:p>
+          <w:p>
+            <w:pPr>
+              <w:spacing w:before="0" w:after="60" w:line="288" w:lineRule="auto"/>
+            </w:pPr>
+            <w:r>
+              <w:rPr>
+                <w:rFonts w:ascii="Times New Roman" w:hAnsi="Times New Roman"/>
+                <w:color w:val="1A202C"/>
+                <w:sz w:val="22"/>
+              </w:rPr>
+              <w:t>• 🏆 Tâm lý 'Đóng băng lỗi sai': Khi gặp bài toán biến tướng lạ mắt, bình tĩnh đưa về bài toán gốc cơ bản bằng phương pháp đổi biến hoặc vẽ giản đồ tư duy.</w:t>
+            </w:r>
+          </w:p>
+        </w:tc>
+      </w:tr>
+    </w:tbl>
+    <w:p>
+      <w:pPr>
+        <w:spacing w:before="0" w:after="80"/>
+      </w:pPr>
+    </w:p>
+    <w:tbl>
+      <w:tblPr>
+        <w:tblW w:type="auto" w:w="0"/>
+        <w:jc w:val="center"/>
+        <w:tblLayout w:type="fixed"/>
+        <w:tblLook w:firstColumn="1" w:firstRow="1" w:lastColumn="0" w:lastRow="0" w:noHBand="0" w:noVBand="1" w:val="04A0"/>
+      </w:tblPr>
+      <w:tblGrid>
+        <w:gridCol w:w="9360"/>
+      </w:tblGrid>
+      <w:tr>
+        <w:tc>
+          <w:tcPr>
+            <w:tcW w:type="dxa" w:w="9355"/>
+            <w:shd w:fill="F0FFF4"/>
+            <w:tcBorders>
+              <w:top w:val="none"/>
+              <w:left w:val="single" w:sz="18" w:space="0" w:color="38A169"/>
+              <w:bottom w:val="none"/>
+              <w:right w:val="none"/>
+            </w:tcBorders>
+          </w:tcPr>
+          <w:p>
+            <w:pPr>
+              <w:spacing w:before="80" w:after="80"/>
+            </w:pPr>
+            <w:r>
+              <w:rPr>
+                <w:rFonts w:ascii="Times New Roman" w:hAnsi="Times New Roman"/>
+                <w:b/>
+                <w:color w:val="2F855A"/>
+                <w:sz w:val="23"/>
+              </w:rPr>
+              <w:t>🌐 GÓC KẾT NỐI THỰC TIỄN ĐỜI SỐNG &amp; CÔNG NGHỆ (GDPT 2018)</w:t>
+            </w:r>
+          </w:p>
+          <w:p>
+            <w:pPr>
+              <w:spacing w:before="0" w:after="60" w:line="288" w:lineRule="auto"/>
+            </w:pPr>
+            <w:r>
+              <w:rPr>
+                <w:rFonts w:ascii="Times New Roman" w:hAnsi="Times New Roman"/>
+                <w:color w:val="1A202C"/>
+                <w:sz w:val="22"/>
+              </w:rPr>
+              <w:t>🌐 GÓC KẾT NỐI ĐỜI SỐNG (GDPT 2018): Các bài toán khảo sát hàm số, cực trị và tích phân trong chuyên đề này chính là thuật toán cốt lõi đang điều khiển các mạng nơ-ron Trí tuệ Nhân tạo (Machine Learning Backpropagation), tối ưu hóa chi phí logistic của các tập đoàn công nghệ và tính toán quỹ đạo hạ cánh của tên lửa tái sử dụng SpaceX.</w:t>
             </w:r>
           </w:p>
         </w:tc>
@@ -389,7 +555,7 @@
           <w:color w:val="1A202C"/>
           <w:sz w:val="26"/>
         </w:rPr>
-        <w:t>Tập xác định của hàm số y = cos cot x x − 1 là</w:t>
+        <w:t>Tập xác định của hàm số y = cot x/(x −) cos 1 là</w:t>
       </w:r>
     </w:p>
     <w:tbl>
@@ -690,7 +856,7 @@
           <w:color w:val="1A202C"/>
           <w:sz w:val="26"/>
         </w:rPr>
-        <w:t>Tìm hệ số của x⁵ trong khai triển đa thức của: x ( 1 − 2x ) 5 + x² ( 1 + 3x ) 10.</w:t>
+        <w:t>Tìm hệ số của x⁵ trong khai triển đa thức của: x (1 − 2x)⁵ + x² (1 + 3x)¹⁰.</w:t>
       </w:r>
     </w:p>
     <w:tbl>
@@ -886,7 +1052,7 @@
                 <w:color w:val="1A202C"/>
                 <w:sz w:val="22"/>
               </w:rPr>
-              <w:t>Sử dụng tính năng TABLE (Menu 8 trên Casio fx-580VN X): Nhập hàm f(x) trên đoạn [Start, End] với Step = (End - Start)/29 để quét nhanh cực trị, nghiệm hoặc tập xác định.</w:t>
+              <w:t>Sử dụng lệnh SHIFT SOLVE: Nhập trực tiếp phương trình, gán giá trị x ban đầu gần các đáp án để máy tính lặp Newton-Raphson tìm nghiệm nhanh chóng.</w:t>
             </w:r>
           </w:p>
         </w:tc>
@@ -943,7 +1109,7 @@
                 <w:color w:val="1A202C"/>
                 <w:sz w:val="22"/>
               </w:rPr>
-              <w:t>⚠️ Bẫy pha ban đầu (Vật lý): Chú ý chiều chuyển động ban đầu. Nếu vật qua VTCB theo chiều dương thì pha ban đầu φ = -π/2; nếu theo chiều âm thì φ = +π/2.</w:t>
+              <w:t>⚠️ Bẫy chia cho 0 khi biện luận tham số: Khi chia cả 2 vế cho biểu thức chứa tham số m, bắt buộc phải xét trường hợp hệ số bằng 0 trước.</w:t>
             </w:r>
           </w:p>
         </w:tc>
@@ -1020,7 +1186,7 @@
                 <w:rFonts w:ascii="Times New Roman" w:hAnsi="Times New Roman"/>
                 <w:sz w:val="24"/>
               </w:rPr>
-              <w:t>A. x = π 6 + k π, k ∈ ℤ. .</w:t>
+              <w:t>A. x = π/6 + k π, k ∈ ℤ.</w:t>
             </w:r>
           </w:p>
         </w:tc>
@@ -1038,7 +1204,7 @@
                 <w:rFonts w:ascii="Times New Roman" w:hAnsi="Times New Roman"/>
                 <w:sz w:val="24"/>
               </w:rPr>
-              <w:t>B. x = π 4 + k π, k ∈ ℤ.</w:t>
+              <w:t>B. x = π/4 + k π, k ∈ ℤ.</w:t>
             </w:r>
           </w:p>
         </w:tc>
@@ -1058,7 +1224,7 @@
                 <w:rFonts w:ascii="Times New Roman" w:hAnsi="Times New Roman"/>
                 <w:sz w:val="24"/>
               </w:rPr>
-              <w:t>C. x = π 8 + k π, k ∈ ℤ.</w:t>
+              <w:t>C. x = π/8 + k π, k ∈ ℤ.</w:t>
             </w:r>
           </w:p>
         </w:tc>
@@ -1076,7 +1242,7 @@
                 <w:rFonts w:ascii="Times New Roman" w:hAnsi="Times New Roman"/>
                 <w:sz w:val="24"/>
               </w:rPr>
-              <w:t>D. x = π 2 + k π, k ∈ ℤ.</w:t>
+              <w:t>D. x = π/2 + k π, k ∈ ℤ.</w:t>
             </w:r>
           </w:p>
         </w:tc>
@@ -1187,7 +1353,7 @@
                 <w:color w:val="1A202C"/>
                 <w:sz w:val="22"/>
               </w:rPr>
-              <w:t>Kỹ thuật tích phân vi phân: Nhấn phím tích phân ∫ hoặc đạo hàm d/dx tại điểm x₀ bất kỳ để so sánh trực tiếp kết quả với đáp số đề bài.</w:t>
+              <w:t>Sử dụng tính năng TABLE (Menu 8 trên Casio fx-580VN X): Nhập hàm f(x) trên đoạn [Start, End] với Step = (End - Start)/29 để quét nhanh cực trị, nghiệm hoặc tập xác định.</w:t>
             </w:r>
           </w:p>
         </w:tc>
@@ -1292,7 +1458,7 @@
           <w:color w:val="1A202C"/>
           <w:sz w:val="26"/>
         </w:rPr>
-        <w:t>Trên mặt phẳng tọa độ, phép tịnh tiến theo vectơ v⃗ = ( 3;1 ) biến đường thẳng d thành đường thẳng d ′, biết d ′ phương trình x − 2 y = 0. Khi đó d có phương trình là</w:t>
+        <w:t>Trên mặt phẳng tọa độ, phép tịnh tiến theo vectơ v⃗ = (3;1) biến đường thẳng d thành đường thẳng d ′, biết d ′ phương trình x − 2 y = 0. Khi đó d có phương trình là</w:t>
       </w:r>
     </w:p>
     <w:tbl>
@@ -1488,7 +1654,7 @@
                 <w:color w:val="1A202C"/>
                 <w:sz w:val="22"/>
               </w:rPr>
-              <w:t>Sử dụng lệnh SHIFT SOLVE: Nhập trực tiếp phương trình, gán giá trị x ban đầu gần các đáp án để máy tính lặp Newton-Raphson tìm nghiệm nhanh chóng.</w:t>
+              <w:t>Dùng tính năng VECTOR / COMPLEX: Chuyển máy sang mode số phức (Menu 2) để cộng trừ biên độ và pha dao động cực nhanh mà không cần vẽ giản đồ.</w:t>
             </w:r>
           </w:p>
         </w:tc>
@@ -1545,7 +1711,7 @@
                 <w:color w:val="1A202C"/>
                 <w:sz w:val="22"/>
               </w:rPr>
-              <w:t>⚠️ Bẫy pha ban đầu (Vật lý): Chú ý chiều chuyển động ban đầu. Nếu vật qua VTCB theo chiều dương thì pha ban đầu φ = -π/2; nếu theo chiều âm thì φ = +π/2.</w:t>
+              <w:t>⚠️ Bẫy chia cho 0 khi biện luận tham số: Khi chia cả 2 vế cho biểu thức chứa tham số m, bắt buộc phải xét trường hợp hệ số bằng 0 trước.</w:t>
             </w:r>
           </w:p>
         </w:tc>
@@ -1846,7 +2012,7 @@
                 <w:color w:val="1A202C"/>
                 <w:sz w:val="22"/>
               </w:rPr>
-              <w:t>⚠️ Bẫy cực trị hàm số: Điểm cực trị của hàm số là x, giá trị cực trị là y, còn điểm cực trị của đồ thị hàm số là tọa độ (x; y). Đọc kỹ câu hỏi để không chọn nhầm.</w:t>
+              <w:t>⚠️ Bẫy chia cho 0 khi biện luận tham số: Khi chia cả 2 vế cho biểu thức chứa tham số m, bắt buộc phải xét trường hợp hệ số bằng 0 trước.</w:t>
             </w:r>
           </w:p>
         </w:tc>
@@ -2135,7 +2301,7 @@
                 <w:color w:val="1A202C"/>
                 <w:sz w:val="22"/>
               </w:rPr>
-              <w:t>⚠️ Bẫy cực trị hàm số: Điểm cực trị của hàm số là x, giá trị cực trị là y, còn điểm cực trị của đồ thị hàm số là tọa độ (x; y). Đọc kỹ câu hỏi để không chọn nhầm.</w:t>
+              <w:t>⚠️ Bẫy pha ban đầu (Vật lý): Chú ý chiều chuyển động ban đầu. Nếu vật qua VTCB theo chiều dương thì pha ban đầu φ = -π/2; nếu theo chiều âm thì φ = +π/2.</w:t>
             </w:r>
           </w:p>
         </w:tc>
@@ -2379,7 +2545,7 @@
                 <w:color w:val="1A202C"/>
                 <w:sz w:val="22"/>
               </w:rPr>
-              <w:t>Sử dụng tính năng TABLE (Menu 8 trên Casio fx-580VN X): Nhập hàm f(x) trên đoạn [Start, End] với Step = (End - Start)/29 để quét nhanh cực trị, nghiệm hoặc tập xác định.</w:t>
+              <w:t>Sử dụng lệnh SHIFT SOLVE: Nhập trực tiếp phương trình, gán giá trị x ban đầu gần các đáp án để máy tính lặp Newton-Raphson tìm nghiệm nhanh chóng.</w:t>
             </w:r>
           </w:p>
         </w:tc>
@@ -2436,7 +2602,7 @@
                 <w:color w:val="1A202C"/>
                 <w:sz w:val="22"/>
               </w:rPr>
-              <w:t>⚠️ Bẫy pha ban đầu (Vật lý): Chú ý chiều chuyển động ban đầu. Nếu vật qua VTCB theo chiều dương thì pha ban đầu φ = -π/2; nếu theo chiều âm thì φ = +π/2.</w:t>
+              <w:t>⚠️ Bẫy cực trị hàm số: Điểm cực trị của hàm số là x, giá trị cực trị là y, còn điểm cực trị của đồ thị hàm số là tọa độ (x; y). Đọc kỹ câu hỏi để không chọn nhầm.</w:t>
             </w:r>
           </w:p>
         </w:tc>
@@ -2680,7 +2846,7 @@
                 <w:color w:val="1A202C"/>
                 <w:sz w:val="22"/>
               </w:rPr>
-              <w:t>Sử dụng tính năng TABLE (Menu 8 trên Casio fx-580VN X): Nhập hàm f(x) trên đoạn [Start, End] với Step = (End - Start)/29 để quét nhanh cực trị, nghiệm hoặc tập xác định.</w:t>
+              <w:t>Kỹ thuật tích phân vi phân: Nhấn phím tích phân ∫ hoặc đạo hàm d/dx tại điểm x₀ bất kỳ để so sánh trực tiếp kết quả với đáp số đề bài.</w:t>
             </w:r>
           </w:p>
         </w:tc>
@@ -2737,7 +2903,7 @@
                 <w:color w:val="1A202C"/>
                 <w:sz w:val="22"/>
               </w:rPr>
-              <w:t>⚠️ Bẫy chia cho 0 khi biện luận tham số: Khi chia cả 2 vế cho biểu thức chứa tham số m, bắt buộc phải xét trường hợp hệ số bằng 0 trước.</w:t>
+              <w:t>⚠️ Bẫy pha ban đầu (Vật lý): Chú ý chiều chuyển động ban đầu. Nếu vật qua VTCB theo chiều dương thì pha ban đầu φ = -π/2; nếu theo chiều âm thì φ = +π/2.</w:t>
             </w:r>
           </w:p>
         </w:tc>
@@ -2981,7 +3147,7 @@
                 <w:color w:val="1A202C"/>
                 <w:sz w:val="22"/>
               </w:rPr>
-              <w:t>Kỹ thuật CALC giá trị đại diện: Thay các giá trị đặc biệt của tham số (ví dụ x = 0, x = 1 hoặc x = π/4) để loại trừ ngay 2-3 phương án sai trong 15 giây.</w:t>
+              <w:t>Kỹ thuật tích phân vi phân: Nhấn phím tích phân ∫ hoặc đạo hàm d/dx tại điểm x₀ bất kỳ để so sánh trực tiếp kết quả với đáp số đề bài.</w:t>
             </w:r>
           </w:p>
         </w:tc>
@@ -3038,7 +3204,7 @@
                 <w:color w:val="1A202C"/>
                 <w:sz w:val="22"/>
               </w:rPr>
-              <w:t>⚠️ Bẫy pha ban đầu (Vật lý): Chú ý chiều chuyển động ban đầu. Nếu vật qua VTCB theo chiều dương thì pha ban đầu φ = -π/2; nếu theo chiều âm thì φ = +π/2.</w:t>
+              <w:t>⚠️ Bẫy đơn vị đo lường: Đề bài cho khoảng cách theo km nhưng vận tốc lại tính bằng m/s, hoặc tần số theo kHz. Không đổi về đơn vị chuẩn SI sẽ dẫn tới kết quả sai lệch.</w:t>
             </w:r>
           </w:p>
         </w:tc>
@@ -3086,7 +3252,7 @@
           <w:color w:val="1A202C"/>
           <w:sz w:val="26"/>
         </w:rPr>
-        <w:t>Cho dãy số ( u n ) có số hạng tổng quát n² 2 1 u n n = +. Số 167 + 84 là số hạng thứ mấy?</w:t>
+        <w:t>Cho dãy số (u n) có số hạng tổng quát n² 2 1 u n n = (+)/(+). Số 167 84 là số hạng thứ mấy?</w:t>
       </w:r>
     </w:p>
     <w:tbl>
@@ -3282,7 +3448,215 @@
                 <w:color w:val="1A202C"/>
                 <w:sz w:val="22"/>
               </w:rPr>
-              <w:t>Dùng tính năng VECTOR / COMPLEX: Chuyển máy sang mode số phức (Menu 2) để cộng trừ biên độ và pha dao động cực nhanh mà không cần vẽ giản đồ.</w:t>
+              <w:t>Sử dụng lệnh SHIFT SOLVE: Nhập trực tiếp phương trình, gán giá trị x ban đầu gần các đáp án để máy tính lặp Newton-Raphson tìm nghiệm nhanh chóng.</w:t>
+            </w:r>
+          </w:p>
+        </w:tc>
+      </w:tr>
+    </w:tbl>
+    <w:p>
+      <w:pPr>
+        <w:spacing w:before="0" w:after="80"/>
+      </w:pPr>
+    </w:p>
+    <w:tbl>
+      <w:tblPr>
+        <w:tblW w:type="auto" w:w="0"/>
+        <w:jc w:val="center"/>
+        <w:tblLayout w:type="fixed"/>
+        <w:tblLook w:firstColumn="1" w:firstRow="1" w:lastColumn="0" w:lastRow="0" w:noHBand="0" w:noVBand="1" w:val="04A0"/>
+      </w:tblPr>
+      <w:tblGrid>
+        <w:gridCol w:w="9360"/>
+      </w:tblGrid>
+      <w:tr>
+        <w:tc>
+          <w:tcPr>
+            <w:tcW w:type="dxa" w:w="9355"/>
+            <w:shd w:fill="FFF5F5"/>
+            <w:tcBorders>
+              <w:top w:val="none"/>
+              <w:left w:val="single" w:sz="18" w:space="0" w:color="C53030"/>
+              <w:bottom w:val="none"/>
+              <w:right w:val="none"/>
+            </w:tcBorders>
+          </w:tcPr>
+          <w:p>
+            <w:pPr>
+              <w:spacing w:before="80" w:after="80"/>
+            </w:pPr>
+            <w:r>
+              <w:rPr>
+                <w:rFonts w:ascii="Times New Roman" w:hAnsi="Times New Roman"/>
+                <w:b/>
+                <w:color w:val="C53030"/>
+                <w:sz w:val="23"/>
+              </w:rPr>
+              <w:t>⚠️ BẪY ĐỀ THI &amp; LỖI SAI HỌC SINH HAY MẮC PHẢI</w:t>
+            </w:r>
+          </w:p>
+          <w:p>
+            <w:pPr>
+              <w:spacing w:before="0" w:after="60" w:line="288" w:lineRule="auto"/>
+            </w:pPr>
+            <w:r>
+              <w:rPr>
+                <w:rFonts w:ascii="Times New Roman" w:hAnsi="Times New Roman"/>
+                <w:color w:val="1A202C"/>
+                <w:sz w:val="22"/>
+              </w:rPr>
+              <w:t>⚠️ Bẫy điều kiện xác định: Học sinh rất hay quên đặt điều kiện cho biểu thức dưới mẫu khác 0, trong căn bậc chẵn (≥ 0) hoặc trong logarit (&gt; 0), dẫn đến nhận nghiệm ngoại lai.</w:t>
+            </w:r>
+          </w:p>
+        </w:tc>
+      </w:tr>
+    </w:tbl>
+    <w:p>
+      <w:pPr>
+        <w:spacing w:before="0" w:after="80"/>
+      </w:pPr>
+    </w:p>
+    <w:p>
+      <w:pPr>
+        <w:spacing w:before="80" w:after="160"/>
+        <w:jc w:val="center"/>
+      </w:pPr>
+      <w:r>
+        <w:rPr>
+          <w:color w:val="CBD5E1"/>
+          <w:sz w:val="16"/>
+        </w:rPr>
+        <w:t>· · · — — — · · ·</w:t>
+      </w:r>
+    </w:p>
+    <w:p>
+      <w:pPr>
+        <w:spacing w:before="240" w:after="60"/>
+      </w:pPr>
+      <w:r>
+        <w:rPr>
+          <w:rFonts w:ascii="Times New Roman" w:hAnsi="Times New Roman"/>
+          <w:b/>
+          <w:color w:val="1A365D"/>
+          <w:sz w:val="26"/>
+        </w:rPr>
+        <w:t>▶ Câu 11 [Nhận biết]</w:t>
+      </w:r>
+    </w:p>
+    <w:p>
+      <w:pPr>
+        <w:spacing w:before="40" w:after="100" w:line="300" w:lineRule="auto"/>
+      </w:pPr>
+      <w:r>
+        <w:rPr>
+          <w:rFonts w:ascii="Times New Roman" w:hAnsi="Times New Roman"/>
+          <w:color w:val="1A202C"/>
+          <w:sz w:val="26"/>
+        </w:rPr>
+        <w:t>Xác định số hạng đầu tiên và công sai của cấp số cộng (u R n R), biết: 9 4 (1)³ 8 15 0. 184 u u u u u { − = &gt; { = { = { = { = { = d² u¹ { = { = d² u³ { = { =</w:t>
+      </w:r>
+    </w:p>
+    <w:p>
+      <w:pPr>
+        <w:spacing w:before="120" w:after="40"/>
+      </w:pPr>
+      <w:r>
+        <w:rPr>
+          <w:rFonts w:ascii="Times New Roman" w:hAnsi="Times New Roman"/>
+          <w:b/>
+          <w:i/>
+          <w:color w:val="2B6CB0"/>
+          <w:sz w:val="25"/>
+        </w:rPr>
+        <w:t>✎ Hướng dẫn giải chi tiết (Tự luận chuẩn mực):</w:t>
+      </w:r>
+    </w:p>
+    <w:p>
+      <w:pPr>
+        <w:spacing w:before="20" w:after="60" w:line="300" w:lineRule="auto"/>
+      </w:pPr>
+      <w:r>
+        <w:rPr>
+          <w:rFonts w:ascii="Times New Roman" w:hAnsi="Times New Roman"/>
+          <w:color w:val="1A202C"/>
+          <w:sz w:val="25"/>
+        </w:rPr>
+        <w:t>• Bước 1: Thiết lập điều kiện xác định và phân tích giả thiết của bài toán.</w:t>
+      </w:r>
+    </w:p>
+    <w:p>
+      <w:pPr>
+        <w:spacing w:before="20" w:after="60" w:line="300" w:lineRule="auto"/>
+      </w:pPr>
+      <w:r>
+        <w:rPr>
+          <w:rFonts w:ascii="Times New Roman" w:hAnsi="Times New Roman"/>
+          <w:color w:val="1A202C"/>
+          <w:sz w:val="25"/>
+        </w:rPr>
+        <w:t>• Bước 2: Biến đổi đại số, áp dụng định nghĩa và các công thức giải tích/hình học trọng tâm.</w:t>
+      </w:r>
+    </w:p>
+    <w:p>
+      <w:pPr>
+        <w:spacing w:before="20" w:after="60" w:line="300" w:lineRule="auto"/>
+      </w:pPr>
+      <w:r>
+        <w:rPr>
+          <w:rFonts w:ascii="Times New Roman" w:hAnsi="Times New Roman"/>
+          <w:color w:val="1A202C"/>
+          <w:sz w:val="25"/>
+        </w:rPr>
+        <w:t>• Bước 3: Đối chiếu với điều kiện bài toán để kết luận nghiệm: Đáp án chính xác là phương án tương ứng.</w:t>
+      </w:r>
+    </w:p>
+    <w:tbl>
+      <w:tblPr>
+        <w:tblW w:type="auto" w:w="0"/>
+        <w:jc w:val="center"/>
+        <w:tblLayout w:type="fixed"/>
+        <w:tblLook w:firstColumn="1" w:firstRow="1" w:lastColumn="0" w:lastRow="0" w:noHBand="0" w:noVBand="1" w:val="04A0"/>
+      </w:tblPr>
+      <w:tblGrid>
+        <w:gridCol w:w="9360"/>
+      </w:tblGrid>
+      <w:tr>
+        <w:tc>
+          <w:tcPr>
+            <w:tcW w:type="dxa" w:w="9355"/>
+            <w:shd w:fill="F0FDF4"/>
+            <w:tcBorders>
+              <w:top w:val="none"/>
+              <w:left w:val="single" w:sz="18" w:space="0" w:color="2F855A"/>
+              <w:bottom w:val="none"/>
+              <w:right w:val="none"/>
+            </w:tcBorders>
+          </w:tcPr>
+          <w:p>
+            <w:pPr>
+              <w:spacing w:before="80" w:after="80"/>
+            </w:pPr>
+            <w:r>
+              <w:rPr>
+                <w:rFonts w:ascii="Times New Roman" w:hAnsi="Times New Roman"/>
+                <w:b/>
+                <w:color w:val="2F855A"/>
+                <w:sz w:val="23"/>
+              </w:rPr>
+              <w:t>💡 KỸ THUẬT BẤM MÁY CASIO FX-580VN X &amp; TƯ DUY GIẢI NHANH</w:t>
+            </w:r>
+          </w:p>
+          <w:p>
+            <w:pPr>
+              <w:spacing w:before="0" w:after="60" w:line="288" w:lineRule="auto"/>
+            </w:pPr>
+            <w:r>
+              <w:rPr>
+                <w:rFonts w:ascii="Times New Roman" w:hAnsi="Times New Roman"/>
+                <w:color w:val="1A202C"/>
+                <w:sz w:val="22"/>
+              </w:rPr>
+              <w:t>Sử dụng tính năng TABLE (Menu 8 trên Casio fx-580VN X): Nhập hàm f(x) trên đoạn [Start, End] với Step = (End - Start)/29 để quét nhanh cực trị, nghiệm hoặc tập xác định.</w:t>
             </w:r>
           </w:p>
         </w:tc>
@@ -3374,7 +3748,7 @@
           <w:color w:val="1A365D"/>
           <w:sz w:val="26"/>
         </w:rPr>
-        <w:t>▶ Câu 11 [Nhận biết]</w:t>
+        <w:t>▶ Câu 12 [Nhận biết]</w:t>
       </w:r>
     </w:p>
     <w:p>
@@ -3387,215 +3761,7 @@
           <w:color w:val="1A202C"/>
           <w:sz w:val="26"/>
         </w:rPr>
-        <w:t>Xác định số hạng đầu tiên và công sai của cấp số cộng (u R n R ), biết: 9 4 ( 1 ) 3 8 15 0. . 184 u u u u u { − = &gt; { = { = { = { = { = d² u¹ { = { = d² u³ { = { =</w:t>
-      </w:r>
-    </w:p>
-    <w:p>
-      <w:pPr>
-        <w:spacing w:before="120" w:after="40"/>
-      </w:pPr>
-      <w:r>
-        <w:rPr>
-          <w:rFonts w:ascii="Times New Roman" w:hAnsi="Times New Roman"/>
-          <w:b/>
-          <w:i/>
-          <w:color w:val="2B6CB0"/>
-          <w:sz w:val="25"/>
-        </w:rPr>
-        <w:t>✎ Hướng dẫn giải chi tiết (Tự luận chuẩn mực):</w:t>
-      </w:r>
-    </w:p>
-    <w:p>
-      <w:pPr>
-        <w:spacing w:before="20" w:after="60" w:line="300" w:lineRule="auto"/>
-      </w:pPr>
-      <w:r>
-        <w:rPr>
-          <w:rFonts w:ascii="Times New Roman" w:hAnsi="Times New Roman"/>
-          <w:color w:val="1A202C"/>
-          <w:sz w:val="25"/>
-        </w:rPr>
-        <w:t>• Bước 1: Thiết lập điều kiện xác định và phân tích giả thiết của bài toán.</w:t>
-      </w:r>
-    </w:p>
-    <w:p>
-      <w:pPr>
-        <w:spacing w:before="20" w:after="60" w:line="300" w:lineRule="auto"/>
-      </w:pPr>
-      <w:r>
-        <w:rPr>
-          <w:rFonts w:ascii="Times New Roman" w:hAnsi="Times New Roman"/>
-          <w:color w:val="1A202C"/>
-          <w:sz w:val="25"/>
-        </w:rPr>
-        <w:t>• Bước 2: Biến đổi đại số, áp dụng định nghĩa và các công thức giải tích/hình học trọng tâm.</w:t>
-      </w:r>
-    </w:p>
-    <w:p>
-      <w:pPr>
-        <w:spacing w:before="20" w:after="60" w:line="300" w:lineRule="auto"/>
-      </w:pPr>
-      <w:r>
-        <w:rPr>
-          <w:rFonts w:ascii="Times New Roman" w:hAnsi="Times New Roman"/>
-          <w:color w:val="1A202C"/>
-          <w:sz w:val="25"/>
-        </w:rPr>
-        <w:t>• Bước 3: Đối chiếu với điều kiện bài toán để kết luận nghiệm: Đáp án chính xác là phương án tương ứng.</w:t>
-      </w:r>
-    </w:p>
-    <w:tbl>
-      <w:tblPr>
-        <w:tblW w:type="auto" w:w="0"/>
-        <w:jc w:val="center"/>
-        <w:tblLayout w:type="fixed"/>
-        <w:tblLook w:firstColumn="1" w:firstRow="1" w:lastColumn="0" w:lastRow="0" w:noHBand="0" w:noVBand="1" w:val="04A0"/>
-      </w:tblPr>
-      <w:tblGrid>
-        <w:gridCol w:w="9360"/>
-      </w:tblGrid>
-      <w:tr>
-        <w:tc>
-          <w:tcPr>
-            <w:tcW w:type="dxa" w:w="9355"/>
-            <w:shd w:fill="F0FDF4"/>
-            <w:tcBorders>
-              <w:top w:val="none"/>
-              <w:left w:val="single" w:sz="18" w:space="0" w:color="2F855A"/>
-              <w:bottom w:val="none"/>
-              <w:right w:val="none"/>
-            </w:tcBorders>
-          </w:tcPr>
-          <w:p>
-            <w:pPr>
-              <w:spacing w:before="80" w:after="80"/>
-            </w:pPr>
-            <w:r>
-              <w:rPr>
-                <w:rFonts w:ascii="Times New Roman" w:hAnsi="Times New Roman"/>
-                <w:b/>
-                <w:color w:val="2F855A"/>
-                <w:sz w:val="23"/>
-              </w:rPr>
-              <w:t>💡 KỸ THUẬT BẤM MÁY CASIO FX-580VN X &amp; TƯ DUY GIẢI NHANH</w:t>
-            </w:r>
-          </w:p>
-          <w:p>
-            <w:pPr>
-              <w:spacing w:before="0" w:after="60" w:line="288" w:lineRule="auto"/>
-            </w:pPr>
-            <w:r>
-              <w:rPr>
-                <w:rFonts w:ascii="Times New Roman" w:hAnsi="Times New Roman"/>
-                <w:color w:val="1A202C"/>
-                <w:sz w:val="22"/>
-              </w:rPr>
-              <w:t>Sử dụng tính năng TABLE (Menu 8 trên Casio fx-580VN X): Nhập hàm f(x) trên đoạn [Start, End] với Step = (End - Start)/29 để quét nhanh cực trị, nghiệm hoặc tập xác định.</w:t>
-            </w:r>
-          </w:p>
-        </w:tc>
-      </w:tr>
-    </w:tbl>
-    <w:p>
-      <w:pPr>
-        <w:spacing w:before="0" w:after="80"/>
-      </w:pPr>
-    </w:p>
-    <w:tbl>
-      <w:tblPr>
-        <w:tblW w:type="auto" w:w="0"/>
-        <w:jc w:val="center"/>
-        <w:tblLayout w:type="fixed"/>
-        <w:tblLook w:firstColumn="1" w:firstRow="1" w:lastColumn="0" w:lastRow="0" w:noHBand="0" w:noVBand="1" w:val="04A0"/>
-      </w:tblPr>
-      <w:tblGrid>
-        <w:gridCol w:w="9360"/>
-      </w:tblGrid>
-      <w:tr>
-        <w:tc>
-          <w:tcPr>
-            <w:tcW w:type="dxa" w:w="9355"/>
-            <w:shd w:fill="FFF5F5"/>
-            <w:tcBorders>
-              <w:top w:val="none"/>
-              <w:left w:val="single" w:sz="18" w:space="0" w:color="C53030"/>
-              <w:bottom w:val="none"/>
-              <w:right w:val="none"/>
-            </w:tcBorders>
-          </w:tcPr>
-          <w:p>
-            <w:pPr>
-              <w:spacing w:before="80" w:after="80"/>
-            </w:pPr>
-            <w:r>
-              <w:rPr>
-                <w:rFonts w:ascii="Times New Roman" w:hAnsi="Times New Roman"/>
-                <w:b/>
-                <w:color w:val="C53030"/>
-                <w:sz w:val="23"/>
-              </w:rPr>
-              <w:t>⚠️ BẪY ĐỀ THI &amp; LỖI SAI HỌC SINH HAY MẮC PHẢI</w:t>
-            </w:r>
-          </w:p>
-          <w:p>
-            <w:pPr>
-              <w:spacing w:before="0" w:after="60" w:line="288" w:lineRule="auto"/>
-            </w:pPr>
-            <w:r>
-              <w:rPr>
-                <w:rFonts w:ascii="Times New Roman" w:hAnsi="Times New Roman"/>
-                <w:color w:val="1A202C"/>
-                <w:sz w:val="22"/>
-              </w:rPr>
-              <w:t>⚠️ Bẫy điều kiện xác định: Học sinh rất hay quên đặt điều kiện cho biểu thức dưới mẫu khác 0, trong căn bậc chẵn (≥ 0) hoặc trong logarit (&gt; 0), dẫn đến nhận nghiệm ngoại lai.</w:t>
-            </w:r>
-          </w:p>
-        </w:tc>
-      </w:tr>
-    </w:tbl>
-    <w:p>
-      <w:pPr>
-        <w:spacing w:before="0" w:after="80"/>
-      </w:pPr>
-    </w:p>
-    <w:p>
-      <w:pPr>
-        <w:spacing w:before="80" w:after="160"/>
-        <w:jc w:val="center"/>
-      </w:pPr>
-      <w:r>
-        <w:rPr>
-          <w:color w:val="CBD5E1"/>
-          <w:sz w:val="16"/>
-        </w:rPr>
-        <w:t>· · · — — — · · ·</w:t>
-      </w:r>
-    </w:p>
-    <w:p>
-      <w:pPr>
-        <w:spacing w:before="240" w:after="60"/>
-      </w:pPr>
-      <w:r>
-        <w:rPr>
-          <w:rFonts w:ascii="Times New Roman" w:hAnsi="Times New Roman"/>
-          <w:b/>
-          <w:color w:val="1A365D"/>
-          <w:sz w:val="26"/>
-        </w:rPr>
-        <w:t>▶ Câu 12 [Nhận biết]</w:t>
-      </w:r>
-    </w:p>
-    <w:p>
-      <w:pPr>
-        <w:spacing w:before="40" w:after="100" w:line="300" w:lineRule="auto"/>
-      </w:pPr>
-      <w:r>
-        <w:rPr>
-          <w:rFonts w:ascii="Times New Roman" w:hAnsi="Times New Roman"/>
-          <w:color w:val="1A202C"/>
-          <w:sz w:val="26"/>
-        </w:rPr>
-        <w:t>Cho dãy số ( u n ) xác định bởi u¹ = 1, u n + 1 = 3 u n + 2 n − 1. Tính u²⁰.</w:t>
+        <w:t>Cho dãy số (u n) xác định bởi u¹ = 1, u n + 1 = 3 u n + 2 n − 1. Tính u²⁰.</w:t>
       </w:r>
     </w:p>
     <w:tbl>
@@ -3791,7 +3957,7 @@
                 <w:color w:val="1A202C"/>
                 <w:sz w:val="22"/>
               </w:rPr>
-              <w:t>Kỹ thuật CALC giá trị đại diện: Thay các giá trị đặc biệt của tham số (ví dụ x = 0, x = 1 hoặc x = π/4) để loại trừ ngay 2-3 phương án sai trong 15 giây.</w:t>
+              <w:t>Dùng tính năng VECTOR / COMPLEX: Chuyển máy sang mode số phức (Menu 2) để cộng trừ biên độ và pha dao động cực nhanh mà không cần vẽ giản đồ.</w:t>
             </w:r>
           </w:p>
         </w:tc>
@@ -3848,7 +4014,7 @@
                 <w:color w:val="1A202C"/>
                 <w:sz w:val="22"/>
               </w:rPr>
-              <w:t>⚠️ Bẫy điều kiện xác định: Học sinh rất hay quên đặt điều kiện cho biểu thức dưới mẫu khác 0, trong căn bậc chẵn (≥ 0) hoặc trong logarit (&gt; 0), dẫn đến nhận nghiệm ngoại lai.</w:t>
+              <w:t>⚠️ Bẫy đơn vị đo lường: Đề bài cho khoảng cách theo km nhưng vận tốc lại tính bằng m/s, hoặc tần số theo kHz. Không đổi về đơn vị chuẩn SI sẽ dẫn tới kết quả sai lệch.</w:t>
             </w:r>
           </w:p>
         </w:tc>
@@ -3896,7 +4062,7 @@
           <w:color w:val="1A202C"/>
           <w:sz w:val="26"/>
         </w:rPr>
-        <w:t>Cho hình chóp tứ giác đều S. ABCD có cạnh đáy bằng a  a  0 . Các điểm M, N, P lần lượt là trung điểm của SA, SB, SC. Mặt phẳng  MNP  cắt hình chóp theo một thiết diện có diện tích bằng a² 2.</w:t>
+        <w:t>Cho hình chóp tứ giác đều S. ABCD có cạnh đáy bằng a  a  0 . Các điểm M, N, P lần lượt là trung điểm của SA, SB, SC. Mặt phẳng  MNP  cắt hình chóp theo một thiết diện có diện tích bằng a/2 2.</w:t>
       </w:r>
     </w:p>
     <w:tbl>
@@ -3943,7 +4109,7 @@
                 <w:rFonts w:ascii="Times New Roman" w:hAnsi="Times New Roman"/>
                 <w:sz w:val="24"/>
               </w:rPr>
-              <w:t>C. a².</w:t>
+              <w:t>C. a/16 2.</w:t>
             </w:r>
           </w:p>
         </w:tc>
@@ -3963,7 +4129,7 @@
                 <w:rFonts w:ascii="Times New Roman" w:hAnsi="Times New Roman"/>
                 <w:sz w:val="24"/>
               </w:rPr>
-              <w:t>D. 16 a². 4</w:t>
+              <w:t>D. a/4 2.</w:t>
             </w:r>
           </w:p>
         </w:tc>
@@ -4080,7 +4246,7 @@
                 <w:color w:val="1A202C"/>
                 <w:sz w:val="22"/>
               </w:rPr>
-              <w:t>Kỹ thuật tích phân vi phân: Nhấn phím tích phân ∫ hoặc đạo hàm d/dx tại điểm x₀ bất kỳ để so sánh trực tiếp kết quả với đáp số đề bài.</w:t>
+              <w:t>Sử dụng lệnh SHIFT SOLVE: Nhập trực tiếp phương trình, gán giá trị x ban đầu gần các đáp án để máy tính lặp Newton-Raphson tìm nghiệm nhanh chóng.</w:t>
             </w:r>
           </w:p>
         </w:tc>
@@ -4137,7 +4303,7 @@
                 <w:color w:val="1A202C"/>
                 <w:sz w:val="22"/>
               </w:rPr>
-              <w:t>⚠️ Bẫy điều kiện xác định: Học sinh rất hay quên đặt điều kiện cho biểu thức dưới mẫu khác 0, trong căn bậc chẵn (≥ 0) hoặc trong logarit (&gt; 0), dẫn đến nhận nghiệm ngoại lai.</w:t>
+              <w:t>⚠️ Bẫy cực trị hàm số: Điểm cực trị của hàm số là x, giá trị cực trị là y, còn điểm cực trị của đồ thị hàm số là tọa độ (x; y). Đọc kỹ câu hỏi để không chọn nhầm.</w:t>
             </w:r>
           </w:p>
         </w:tc>
@@ -4381,7 +4547,7 @@
                 <w:color w:val="1A202C"/>
                 <w:sz w:val="22"/>
               </w:rPr>
-              <w:t>Kỹ thuật CALC giá trị đại diện: Thay các giá trị đặc biệt của tham số (ví dụ x = 0, x = 1 hoặc x = π/4) để loại trừ ngay 2-3 phương án sai trong 15 giây.</w:t>
+              <w:t>Sử dụng lệnh SHIFT SOLVE: Nhập trực tiếp phương trình, gán giá trị x ban đầu gần các đáp án để máy tính lặp Newton-Raphson tìm nghiệm nhanh chóng.</w:t>
             </w:r>
           </w:p>
         </w:tc>
@@ -4682,7 +4848,7 @@
                 <w:color w:val="1A202C"/>
                 <w:sz w:val="22"/>
               </w:rPr>
-              <w:t>Kỹ thuật CALC giá trị đại diện: Thay các giá trị đặc biệt của tham số (ví dụ x = 0, x = 1 hoặc x = π/4) để loại trừ ngay 2-3 phương án sai trong 15 giây.</w:t>
+              <w:t>Dùng tính năng VECTOR / COMPLEX: Chuyển máy sang mode số phức (Menu 2) để cộng trừ biên độ và pha dao động cực nhanh mà không cần vẽ giản đồ.</w:t>
             </w:r>
           </w:p>
         </w:tc>
@@ -4739,7 +4905,7 @@
                 <w:color w:val="1A202C"/>
                 <w:sz w:val="22"/>
               </w:rPr>
-              <w:t>⚠️ Bẫy chia cho 0 khi biện luận tham số: Khi chia cả 2 vế cho biểu thức chứa tham số m, bắt buộc phải xét trường hợp hệ số bằng 0 trước.</w:t>
+              <w:t>⚠️ Bẫy cực trị hàm số: Điểm cực trị của hàm số là x, giá trị cực trị là y, còn điểm cực trị của đồ thị hàm số là tọa độ (x; y). Đọc kỹ câu hỏi để không chọn nhầm.</w:t>
             </w:r>
           </w:p>
         </w:tc>
@@ -4971,7 +5137,7 @@
                 <w:color w:val="1A202C"/>
                 <w:sz w:val="22"/>
               </w:rPr>
-              <w:t>Dùng tính năng VECTOR / COMPLEX: Chuyển máy sang mode số phức (Menu 2) để cộng trừ biên độ và pha dao động cực nhanh mà không cần vẽ giản đồ.</w:t>
+              <w:t>Kỹ thuật CALC giá trị đại diện: Thay các giá trị đặc biệt của tham số (ví dụ x = 0, x = 1 hoặc x = π/4) để loại trừ ngay 2-3 phương án sai trong 15 giây.</w:t>
             </w:r>
           </w:p>
         </w:tc>
@@ -5028,7 +5194,7 @@
                 <w:color w:val="1A202C"/>
                 <w:sz w:val="22"/>
               </w:rPr>
-              <w:t>⚠️ Bẫy cực trị hàm số: Điểm cực trị của hàm số là x, giá trị cực trị là y, còn điểm cực trị của đồ thị hàm số là tọa độ (x; y). Đọc kỹ câu hỏi để không chọn nhầm.</w:t>
+              <w:t>⚠️ Bẫy chia cho 0 khi biện luận tham số: Khi chia cả 2 vế cho biểu thức chứa tham số m, bắt buộc phải xét trường hợp hệ số bằng 0 trước.</w:t>
             </w:r>
           </w:p>
         </w:tc>
@@ -5272,7 +5438,7 @@
                 <w:color w:val="1A202C"/>
                 <w:sz w:val="22"/>
               </w:rPr>
-              <w:t>Dùng tính năng VECTOR / COMPLEX: Chuyển máy sang mode số phức (Menu 2) để cộng trừ biên độ và pha dao động cực nhanh mà không cần vẽ giản đồ.</w:t>
+              <w:t>Sử dụng lệnh SHIFT SOLVE: Nhập trực tiếp phương trình, gán giá trị x ban đầu gần các đáp án để máy tính lặp Newton-Raphson tìm nghiệm nhanh chóng.</w:t>
             </w:r>
           </w:p>
         </w:tc>
@@ -5329,7 +5495,7 @@
                 <w:color w:val="1A202C"/>
                 <w:sz w:val="22"/>
               </w:rPr>
-              <w:t>⚠️ Bẫy pha ban đầu (Vật lý): Chú ý chiều chuyển động ban đầu. Nếu vật qua VTCB theo chiều dương thì pha ban đầu φ = -π/2; nếu theo chiều âm thì φ = +π/2.</w:t>
+              <w:t>⚠️ Bẫy điều kiện xác định: Học sinh rất hay quên đặt điều kiện cho biểu thức dưới mẫu khác 0, trong căn bậc chẵn (≥ 0) hoặc trong logarit (&gt; 0), dẫn đến nhận nghiệm ngoại lai.</w:t>
             </w:r>
           </w:p>
         </w:tc>
@@ -5561,7 +5727,7 @@
                 <w:color w:val="1A202C"/>
                 <w:sz w:val="22"/>
               </w:rPr>
-              <w:t>Sử dụng lệnh SHIFT SOLVE: Nhập trực tiếp phương trình, gán giá trị x ban đầu gần các đáp án để máy tính lặp Newton-Raphson tìm nghiệm nhanh chóng.</w:t>
+              <w:t>Sử dụng tính năng TABLE (Menu 8 trên Casio fx-580VN X): Nhập hàm f(x) trên đoạn [Start, End] với Step = (End - Start)/29 để quét nhanh cực trị, nghiệm hoặc tập xác định.</w:t>
             </w:r>
           </w:p>
         </w:tc>
@@ -5666,7 +5832,7 @@
           <w:color w:val="1A202C"/>
           <w:sz w:val="26"/>
         </w:rPr>
-        <w:t>Hệ phương trình (2 ) 2 5(4 2 2 ) 6(4 2 4 2 ) 0 2 2 1 3 x y x y x xy y x y x y { + − − + − + = { {  + + − = có một nghiệm ( x⁰; y⁰ ). Tính giá trị của biểu thức P = 5 x⁰ + y⁰ 2.</w:t>
+        <w:t>Hệ phương trình (2)² 5(4 2 2)⁶(4 2 4 2)⁰ 2 2 1 3 x y x y x xy y x y x y { + − − + − + = { {  + + − = có một nghiệm (x⁰; y⁰). Tính giá trị của biểu thức P = 5 x⁰ + y⁰ 2.</w:t>
       </w:r>
     </w:p>
     <w:tbl>
@@ -5862,7 +6028,7 @@
                 <w:color w:val="1A202C"/>
                 <w:sz w:val="22"/>
               </w:rPr>
-              <w:t>Sử dụng lệnh SHIFT SOLVE: Nhập trực tiếp phương trình, gán giá trị x ban đầu gần các đáp án để máy tính lặp Newton-Raphson tìm nghiệm nhanh chóng.</w:t>
+              <w:t>Kỹ thuật CALC giá trị đại diện: Thay các giá trị đặc biệt của tham số (ví dụ x = 0, x = 1 hoặc x = π/4) để loại trừ ngay 2-3 phương án sai trong 15 giây.</w:t>
             </w:r>
           </w:p>
         </w:tc>
@@ -5919,7 +6085,7 @@
                 <w:color w:val="1A202C"/>
                 <w:sz w:val="22"/>
               </w:rPr>
-              <w:t>⚠️ Bẫy điều kiện xác định: Học sinh rất hay quên đặt điều kiện cho biểu thức dưới mẫu khác 0, trong căn bậc chẵn (≥ 0) hoặc trong logarit (&gt; 0), dẫn đến nhận nghiệm ngoại lai.</w:t>
+              <w:t>⚠️ Bẫy pha ban đầu (Vật lý): Chú ý chiều chuyển động ban đầu. Nếu vật qua VTCB theo chiều dương thì pha ban đầu φ = -π/2; nếu theo chiều âm thì φ = +π/2.</w:t>
             </w:r>
           </w:p>
         </w:tc>
@@ -6163,7 +6329,7 @@
                 <w:color w:val="1A202C"/>
                 <w:sz w:val="22"/>
               </w:rPr>
-              <w:t>Kỹ thuật CALC giá trị đại diện: Thay các giá trị đặc biệt của tham số (ví dụ x = 0, x = 1 hoặc x = π/4) để loại trừ ngay 2-3 phương án sai trong 15 giây.</w:t>
+              <w:t>Sử dụng tính năng TABLE (Menu 8 trên Casio fx-580VN X): Nhập hàm f(x) trên đoạn [Start, End] với Step = (End - Start)/29 để quét nhanh cực trị, nghiệm hoặc tập xác định.</w:t>
             </w:r>
           </w:p>
         </w:tc>
@@ -6220,7 +6386,7 @@
                 <w:color w:val="1A202C"/>
                 <w:sz w:val="22"/>
               </w:rPr>
-              <w:t>⚠️ Bẫy điều kiện xác định: Học sinh rất hay quên đặt điều kiện cho biểu thức dưới mẫu khác 0, trong căn bậc chẵn (≥ 0) hoặc trong logarit (&gt; 0), dẫn đến nhận nghiệm ngoại lai.</w:t>
+              <w:t>⚠️ Bẫy pha ban đầu (Vật lý): Chú ý chiều chuyển động ban đầu. Nếu vật qua VTCB theo chiều dương thì pha ban đầu φ = -π/2; nếu theo chiều âm thì φ = +π/2.</w:t>
             </w:r>
           </w:p>
         </w:tc>
@@ -6464,7 +6630,7 @@
                 <w:color w:val="1A202C"/>
                 <w:sz w:val="22"/>
               </w:rPr>
-              <w:t>Sử dụng lệnh SHIFT SOLVE: Nhập trực tiếp phương trình, gán giá trị x ban đầu gần các đáp án để máy tính lặp Newton-Raphson tìm nghiệm nhanh chóng.</w:t>
+              <w:t>Kỹ thuật tích phân vi phân: Nhấn phím tích phân ∫ hoặc đạo hàm d/dx tại điểm x₀ bất kỳ để so sánh trực tiếp kết quả với đáp số đề bài.</w:t>
             </w:r>
           </w:p>
         </w:tc>
@@ -6521,7 +6687,7 @@
                 <w:color w:val="1A202C"/>
                 <w:sz w:val="22"/>
               </w:rPr>
-              <w:t>⚠️ Bẫy pha ban đầu (Vật lý): Chú ý chiều chuyển động ban đầu. Nếu vật qua VTCB theo chiều dương thì pha ban đầu φ = -π/2; nếu theo chiều âm thì φ = +π/2.</w:t>
+              <w:t>⚠️ Bẫy cực trị hàm số: Điểm cực trị của hàm số là x, giá trị cực trị là y, còn điểm cực trị của đồ thị hàm số là tọa độ (x; y). Đọc kỹ câu hỏi để không chọn nhầm.</w:t>
             </w:r>
           </w:p>
         </w:tc>
@@ -6654,7 +6820,7 @@
                 <w:rFonts w:ascii="Times New Roman" w:hAnsi="Times New Roman"/>
                 <w:sz w:val="24"/>
               </w:rPr>
-              <w:t>D. 1 2.</w:t>
+              <w:t>D. 1/2.</w:t>
             </w:r>
           </w:p>
         </w:tc>
@@ -6765,7 +6931,7 @@
                 <w:color w:val="1A202C"/>
                 <w:sz w:val="22"/>
               </w:rPr>
-              <w:t>Kỹ thuật CALC giá trị đại diện: Thay các giá trị đặc biệt của tham số (ví dụ x = 0, x = 1 hoặc x = π/4) để loại trừ ngay 2-3 phương án sai trong 15 giây.</w:t>
+              <w:t>Dùng tính năng VECTOR / COMPLEX: Chuyển máy sang mode số phức (Menu 2) để cộng trừ biên độ và pha dao động cực nhanh mà không cần vẽ giản đồ.</w:t>
             </w:r>
           </w:p>
         </w:tc>
@@ -6822,7 +6988,7 @@
                 <w:color w:val="1A202C"/>
                 <w:sz w:val="22"/>
               </w:rPr>
-              <w:t>⚠️ Bẫy pha ban đầu (Vật lý): Chú ý chiều chuyển động ban đầu. Nếu vật qua VTCB theo chiều dương thì pha ban đầu φ = -π/2; nếu theo chiều âm thì φ = +π/2.</w:t>
+              <w:t>⚠️ Bẫy cực trị hàm số: Điểm cực trị của hàm số là x, giá trị cực trị là y, còn điểm cực trị của đồ thị hàm số là tọa độ (x; y). Đọc kỹ câu hỏi để không chọn nhầm.</w:t>
             </w:r>
           </w:p>
         </w:tc>
@@ -6870,7 +7036,7 @@
           <w:color w:val="1A202C"/>
           <w:sz w:val="26"/>
         </w:rPr>
-        <w:t>Phương trình cos4 cos2 x x = tan2 x có bao nhiêu nghiệm trong khoảng 0; 2   π    </w:t>
+        <w:t>Phương trình cos4 x/x cos2 = tan2 x có bao nhiêu nghiệm trong khoảng 0; 2   π    </w:t>
       </w:r>
     </w:p>
     <w:tbl>
@@ -7123,7 +7289,7 @@
                 <w:color w:val="1A202C"/>
                 <w:sz w:val="22"/>
               </w:rPr>
-              <w:t>⚠️ Bẫy chia cho 0 khi biện luận tham số: Khi chia cả 2 vế cho biểu thức chứa tham số m, bắt buộc phải xét trường hợp hệ số bằng 0 trước.</w:t>
+              <w:t>⚠️ Bẫy cực trị hàm số: Điểm cực trị của hàm số là x, giá trị cực trị là y, còn điểm cực trị của đồ thị hàm số là tọa độ (x; y). Đọc kỹ câu hỏi để không chọn nhầm.</w:t>
             </w:r>
           </w:p>
         </w:tc>
@@ -7367,7 +7533,7 @@
                 <w:color w:val="1A202C"/>
                 <w:sz w:val="22"/>
               </w:rPr>
-              <w:t>Dùng tính năng VECTOR / COMPLEX: Chuyển máy sang mode số phức (Menu 2) để cộng trừ biên độ và pha dao động cực nhanh mà không cần vẽ giản đồ.</w:t>
+              <w:t>Sử dụng lệnh SHIFT SOLVE: Nhập trực tiếp phương trình, gán giá trị x ban đầu gần các đáp án để máy tính lặp Newton-Raphson tìm nghiệm nhanh chóng.</w:t>
             </w:r>
           </w:p>
         </w:tc>
@@ -7424,7 +7590,7 @@
                 <w:color w:val="1A202C"/>
                 <w:sz w:val="22"/>
               </w:rPr>
-              <w:t>⚠️ Bẫy đơn vị đo lường: Đề bài cho khoảng cách theo km nhưng vận tốc lại tính bằng m/s, hoặc tần số theo kHz. Không đổi về đơn vị chuẩn SI sẽ dẫn tới kết quả sai lệch.</w:t>
+              <w:t>⚠️ Bẫy chia cho 0 khi biện luận tham số: Khi chia cả 2 vế cho biểu thức chứa tham số m, bắt buộc phải xét trường hợp hệ số bằng 0 trước.</w:t>
             </w:r>
           </w:p>
         </w:tc>
@@ -7668,7 +7834,7 @@
                 <w:color w:val="1A202C"/>
                 <w:sz w:val="22"/>
               </w:rPr>
-              <w:t>Kỹ thuật tích phân vi phân: Nhấn phím tích phân ∫ hoặc đạo hàm d/dx tại điểm x₀ bất kỳ để so sánh trực tiếp kết quả với đáp số đề bài.</w:t>
+              <w:t>Kỹ thuật CALC giá trị đại diện: Thay các giá trị đặc biệt của tham số (ví dụ x = 0, x = 1 hoặc x = π/4) để loại trừ ngay 2-3 phương án sai trong 15 giây.</w:t>
             </w:r>
           </w:p>
         </w:tc>
@@ -7725,7 +7891,7 @@
                 <w:color w:val="1A202C"/>
                 <w:sz w:val="22"/>
               </w:rPr>
-              <w:t>⚠️ Bẫy pha ban đầu (Vật lý): Chú ý chiều chuyển động ban đầu. Nếu vật qua VTCB theo chiều dương thì pha ban đầu φ = -π/2; nếu theo chiều âm thì φ = +π/2.</w:t>
+              <w:t>⚠️ Bẫy điều kiện xác định: Học sinh rất hay quên đặt điều kiện cho biểu thức dưới mẫu khác 0, trong căn bậc chẵn (≥ 0) hoặc trong logarit (&gt; 0), dẫn đến nhận nghiệm ngoại lai.</w:t>
             </w:r>
           </w:p>
         </w:tc>
@@ -7969,7 +8135,7 @@
                 <w:color w:val="1A202C"/>
                 <w:sz w:val="22"/>
               </w:rPr>
-              <w:t>Sử dụng lệnh SHIFT SOLVE: Nhập trực tiếp phương trình, gán giá trị x ban đầu gần các đáp án để máy tính lặp Newton-Raphson tìm nghiệm nhanh chóng.</w:t>
+              <w:t>Sử dụng tính năng TABLE (Menu 8 trên Casio fx-580VN X): Nhập hàm f(x) trên đoạn [Start, End] với Step = (End - Start)/29 để quét nhanh cực trị, nghiệm hoặc tập xác định.</w:t>
             </w:r>
           </w:p>
         </w:tc>
@@ -8026,7 +8192,7 @@
                 <w:color w:val="1A202C"/>
                 <w:sz w:val="22"/>
               </w:rPr>
-              <w:t>⚠️ Bẫy đơn vị đo lường: Đề bài cho khoảng cách theo km nhưng vận tốc lại tính bằng m/s, hoặc tần số theo kHz. Không đổi về đơn vị chuẩn SI sẽ dẫn tới kết quả sai lệch.</w:t>
+              <w:t>⚠️ Bẫy điều kiện xác định: Học sinh rất hay quên đặt điều kiện cho biểu thức dưới mẫu khác 0, trong căn bậc chẵn (≥ 0) hoặc trong logarit (&gt; 0), dẫn đến nhận nghiệm ngoại lai.</w:t>
             </w:r>
           </w:p>
         </w:tc>
@@ -8270,7 +8436,7 @@
                 <w:color w:val="1A202C"/>
                 <w:sz w:val="22"/>
               </w:rPr>
-              <w:t>Sử dụng tính năng TABLE (Menu 8 trên Casio fx-580VN X): Nhập hàm f(x) trên đoạn [Start, End] với Step = (End - Start)/29 để quét nhanh cực trị, nghiệm hoặc tập xác định.</w:t>
+              <w:t>Sử dụng lệnh SHIFT SOLVE: Nhập trực tiếp phương trình, gán giá trị x ban đầu gần các đáp án để máy tính lặp Newton-Raphson tìm nghiệm nhanh chóng.</w:t>
             </w:r>
           </w:p>
         </w:tc>
@@ -8327,7 +8493,7 @@
                 <w:color w:val="1A202C"/>
                 <w:sz w:val="22"/>
               </w:rPr>
-              <w:t>⚠️ Bẫy cực trị hàm số: Điểm cực trị của hàm số là x, giá trị cực trị là y, còn điểm cực trị của đồ thị hàm số là tọa độ (x; y). Đọc kỹ câu hỏi để không chọn nhầm.</w:t>
+              <w:t>⚠️ Bẫy chia cho 0 khi biện luận tham số: Khi chia cả 2 vế cho biểu thức chứa tham số m, bắt buộc phải xét trường hợp hệ số bằng 0 trước.</w:t>
             </w:r>
           </w:p>
         </w:tc>
@@ -8375,7 +8541,7 @@
           <w:color w:val="1A202C"/>
           <w:sz w:val="26"/>
         </w:rPr>
-        <w:t>Trong mặt phẳng tọa độ Oxy, phép tịnh tiến theo véctơ v⃗ = ( a; b ) biến đường thẳng d¹: x + y = 0 thành d¹ ': x + y − 4 = 0 và d²: x − y + 2 = 0 thành d² ': x − y − 8 = 0. Tính m = a + b.</w:t>
+        <w:t>Trong mặt phẳng tọa độ Oxy, phép tịnh tiến theo véctơ v⃗ = (a; b) biến đường thẳng d¹: x + y = 0 thành d¹ ': x + y − 4 = 0 và d²: x − y + 2 = 0 thành d² ': x − y − 8 = 0. Tính m = a + b.</w:t>
       </w:r>
     </w:p>
     <w:tbl>
@@ -8571,7 +8737,7 @@
                 <w:color w:val="1A202C"/>
                 <w:sz w:val="22"/>
               </w:rPr>
-              <w:t>Dùng tính năng VECTOR / COMPLEX: Chuyển máy sang mode số phức (Menu 2) để cộng trừ biên độ và pha dao động cực nhanh mà không cần vẽ giản đồ.</w:t>
+              <w:t>Kỹ thuật CALC giá trị đại diện: Thay các giá trị đặc biệt của tham số (ví dụ x = 0, x = 1 hoặc x = π/4) để loại trừ ngay 2-3 phương án sai trong 15 giây.</w:t>
             </w:r>
           </w:p>
         </w:tc>
@@ -8628,7 +8794,7 @@
                 <w:color w:val="1A202C"/>
                 <w:sz w:val="22"/>
               </w:rPr>
-              <w:t>⚠️ Bẫy cực trị hàm số: Điểm cực trị của hàm số là x, giá trị cực trị là y, còn điểm cực trị của đồ thị hàm số là tọa độ (x; y). Đọc kỹ câu hỏi để không chọn nhầm.</w:t>
+              <w:t>⚠️ Bẫy điều kiện xác định: Học sinh rất hay quên đặt điều kiện cho biểu thức dưới mẫu khác 0, trong căn bậc chẵn (≥ 0) hoặc trong logarit (&gt; 0), dẫn đến nhận nghiệm ngoại lai.</w:t>
             </w:r>
           </w:p>
         </w:tc>
@@ -8676,7 +8842,7 @@
           <w:color w:val="1A202C"/>
           <w:sz w:val="26"/>
         </w:rPr>
-        <w:t>Cho đường tròn ( ) C: x² + y² + 2 x + 4 y − 4 = 0 và điểm M ( − 3; − 2 ). Dây cung của ( C ) đi qua điểm M có độ dài ngắn nhất bằng</w:t>
+        <w:t>Cho đường tròn () C: x² + y² + 2 x + 4 y − 4 = 0 và điểm M (− 3; − 2). Dây cung của (C) đi qua điểm M có độ dài ngắn nhất bằng</w:t>
       </w:r>
     </w:p>
     <w:tbl>
@@ -8872,7 +9038,7 @@
                 <w:color w:val="1A202C"/>
                 <w:sz w:val="22"/>
               </w:rPr>
-              <w:t>Kỹ thuật tích phân vi phân: Nhấn phím tích phân ∫ hoặc đạo hàm d/dx tại điểm x₀ bất kỳ để so sánh trực tiếp kết quả với đáp số đề bài.</w:t>
+              <w:t>Kỹ thuật CALC giá trị đại diện: Thay các giá trị đặc biệt của tham số (ví dụ x = 0, x = 1 hoặc x = π/4) để loại trừ ngay 2-3 phương án sai trong 15 giây.</w:t>
             </w:r>
           </w:p>
         </w:tc>
@@ -8929,7 +9095,7 @@
                 <w:color w:val="1A202C"/>
                 <w:sz w:val="22"/>
               </w:rPr>
-              <w:t>⚠️ Bẫy điều kiện xác định: Học sinh rất hay quên đặt điều kiện cho biểu thức dưới mẫu khác 0, trong căn bậc chẵn (≥ 0) hoặc trong logarit (&gt; 0), dẫn đến nhận nghiệm ngoại lai.</w:t>
+              <w:t>⚠️ Bẫy đơn vị đo lường: Đề bài cho khoảng cách theo km nhưng vận tốc lại tính bằng m/s, hoặc tần số theo kHz. Không đổi về đơn vị chuẩn SI sẽ dẫn tới kết quả sai lệch.</w:t>
             </w:r>
           </w:p>
         </w:tc>
@@ -9173,7 +9339,7 @@
                 <w:color w:val="1A202C"/>
                 <w:sz w:val="22"/>
               </w:rPr>
-              <w:t>Sử dụng tính năng TABLE (Menu 8 trên Casio fx-580VN X): Nhập hàm f(x) trên đoạn [Start, End] với Step = (End - Start)/29 để quét nhanh cực trị, nghiệm hoặc tập xác định.</w:t>
+              <w:t>Kỹ thuật CALC giá trị đại diện: Thay các giá trị đặc biệt của tham số (ví dụ x = 0, x = 1 hoặc x = π/4) để loại trừ ngay 2-3 phương án sai trong 15 giây.</w:t>
             </w:r>
           </w:p>
         </w:tc>
@@ -9230,7 +9396,7 @@
                 <w:color w:val="1A202C"/>
                 <w:sz w:val="22"/>
               </w:rPr>
-              <w:t>⚠️ Bẫy cực trị hàm số: Điểm cực trị của hàm số là x, giá trị cực trị là y, còn điểm cực trị của đồ thị hàm số là tọa độ (x; y). Đọc kỹ câu hỏi để không chọn nhầm.</w:t>
+              <w:t>⚠️ Bẫy pha ban đầu (Vật lý): Chú ý chiều chuyển động ban đầu. Nếu vật qua VTCB theo chiều dương thì pha ban đầu φ = -π/2; nếu theo chiều âm thì φ = +π/2.</w:t>
             </w:r>
           </w:p>
         </w:tc>
@@ -9474,7 +9640,7 @@
                 <w:color w:val="1A202C"/>
                 <w:sz w:val="22"/>
               </w:rPr>
-              <w:t>Sử dụng lệnh SHIFT SOLVE: Nhập trực tiếp phương trình, gán giá trị x ban đầu gần các đáp án để máy tính lặp Newton-Raphson tìm nghiệm nhanh chóng.</w:t>
+              <w:t>Kỹ thuật CALC giá trị đại diện: Thay các giá trị đặc biệt của tham số (ví dụ x = 0, x = 1 hoặc x = π/4) để loại trừ ngay 2-3 phương án sai trong 15 giây.</w:t>
             </w:r>
           </w:p>
         </w:tc>
@@ -9531,7 +9697,7 @@
                 <w:color w:val="1A202C"/>
                 <w:sz w:val="22"/>
               </w:rPr>
-              <w:t>⚠️ Bẫy điều kiện xác định: Học sinh rất hay quên đặt điều kiện cho biểu thức dưới mẫu khác 0, trong căn bậc chẵn (≥ 0) hoặc trong logarit (&gt; 0), dẫn đến nhận nghiệm ngoại lai.</w:t>
+              <w:t>⚠️ Bẫy pha ban đầu (Vật lý): Chú ý chiều chuyển động ban đầu. Nếu vật qua VTCB theo chiều dương thì pha ban đầu φ = -π/2; nếu theo chiều âm thì φ = +π/2.</w:t>
             </w:r>
           </w:p>
         </w:tc>
@@ -9579,7 +9745,7 @@
           <w:color w:val="1A202C"/>
           <w:sz w:val="26"/>
         </w:rPr>
-        <w:t>Người ta trồng 3003 cây theo một hình tam giác như sau: hàng thứ nhất trồng 1 cây, hàng thứ hai trồng 2 cây, hàng thứ ba trồng 3 cây, . . . Hỏi có tất cả bao nhiêu hàng cây?</w:t>
+        <w:t>Người ta trồng 3003 cây theo một hình tam giác như sau: hàng thứ nhất trồng 1 cây, hàng thứ hai trồng 2 cây, hàng thứ ba trồng 3 cây, . Hỏi có tất cả bao nhiêu hàng cây?</w:t>
       </w:r>
     </w:p>
     <w:tbl>
@@ -9775,7 +9941,7 @@
                 <w:color w:val="1A202C"/>
                 <w:sz w:val="22"/>
               </w:rPr>
-              <w:t>Sử dụng lệnh SHIFT SOLVE: Nhập trực tiếp phương trình, gán giá trị x ban đầu gần các đáp án để máy tính lặp Newton-Raphson tìm nghiệm nhanh chóng.</w:t>
+              <w:t>Dùng tính năng VECTOR / COMPLEX: Chuyển máy sang mode số phức (Menu 2) để cộng trừ biên độ và pha dao động cực nhanh mà không cần vẽ giản đồ.</w:t>
             </w:r>
           </w:p>
         </w:tc>
@@ -9832,7 +9998,7 @@
                 <w:color w:val="1A202C"/>
                 <w:sz w:val="22"/>
               </w:rPr>
-              <w:t>⚠️ Bẫy chia cho 0 khi biện luận tham số: Khi chia cả 2 vế cho biểu thức chứa tham số m, bắt buộc phải xét trường hợp hệ số bằng 0 trước.</w:t>
+              <w:t>⚠️ Bẫy đơn vị đo lường: Đề bài cho khoảng cách theo km nhưng vận tốc lại tính bằng m/s, hoặc tần số theo kHz. Không đổi về đơn vị chuẩn SI sẽ dẫn tới kết quả sai lệch.</w:t>
             </w:r>
           </w:p>
         </w:tc>
@@ -10076,7 +10242,7 @@
                 <w:color w:val="1A202C"/>
                 <w:sz w:val="22"/>
               </w:rPr>
-              <w:t>Sử dụng tính năng TABLE (Menu 8 trên Casio fx-580VN X): Nhập hàm f(x) trên đoạn [Start, End] với Step = (End - Start)/29 để quét nhanh cực trị, nghiệm hoặc tập xác định.</w:t>
+              <w:t>Dùng tính năng VECTOR / COMPLEX: Chuyển máy sang mode số phức (Menu 2) để cộng trừ biên độ và pha dao động cực nhanh mà không cần vẽ giản đồ.</w:t>
             </w:r>
           </w:p>
         </w:tc>
@@ -10133,7 +10299,7 @@
                 <w:color w:val="1A202C"/>
                 <w:sz w:val="22"/>
               </w:rPr>
-              <w:t>⚠️ Bẫy đơn vị đo lường: Đề bài cho khoảng cách theo km nhưng vận tốc lại tính bằng m/s, hoặc tần số theo kHz. Không đổi về đơn vị chuẩn SI sẽ dẫn tới kết quả sai lệch.</w:t>
+              <w:t>⚠️ Bẫy chia cho 0 khi biện luận tham số: Khi chia cả 2 vế cho biểu thức chứa tham số m, bắt buộc phải xét trường hợp hệ số bằng 0 trước.</w:t>
             </w:r>
           </w:p>
         </w:tc>
@@ -10377,7 +10543,7 @@
                 <w:color w:val="1A202C"/>
                 <w:sz w:val="22"/>
               </w:rPr>
-              <w:t>Sử dụng lệnh SHIFT SOLVE: Nhập trực tiếp phương trình, gán giá trị x ban đầu gần các đáp án để máy tính lặp Newton-Raphson tìm nghiệm nhanh chóng.</w:t>
+              <w:t>Kỹ thuật tích phân vi phân: Nhấn phím tích phân ∫ hoặc đạo hàm d/dx tại điểm x₀ bất kỳ để so sánh trực tiếp kết quả với đáp số đề bài.</w:t>
             </w:r>
           </w:p>
         </w:tc>
@@ -10434,7 +10600,7 @@
                 <w:color w:val="1A202C"/>
                 <w:sz w:val="22"/>
               </w:rPr>
-              <w:t>⚠️ Bẫy chia cho 0 khi biện luận tham số: Khi chia cả 2 vế cho biểu thức chứa tham số m, bắt buộc phải xét trường hợp hệ số bằng 0 trước.</w:t>
+              <w:t>⚠️ Bẫy điều kiện xác định: Học sinh rất hay quên đặt điều kiện cho biểu thức dưới mẫu khác 0, trong căn bậc chẵn (≥ 0) hoặc trong logarit (&gt; 0), dẫn đến nhận nghiệm ngoại lai.</w:t>
             </w:r>
           </w:p>
         </w:tc>
@@ -10511,7 +10677,7 @@
                 <w:rFonts w:ascii="Times New Roman" w:hAnsi="Times New Roman"/>
                 <w:sz w:val="24"/>
               </w:rPr>
-              <w:t>A. x = − 18 π; x = π 3, k ∈ ℤ.</w:t>
+              <w:t>A. x = − π/18; x = π/3, k ∈ ℤ.</w:t>
             </w:r>
           </w:p>
         </w:tc>
@@ -10529,7 +10695,7 @@
                 <w:rFonts w:ascii="Times New Roman" w:hAnsi="Times New Roman"/>
                 <w:sz w:val="24"/>
               </w:rPr>
-              <w:t>B. x = − 18 π; x = 2 9 π, k ∈ ℤ.</w:t>
+              <w:t>B. x = − π/18; x = 2 π/9, k ∈ ℤ.</w:t>
             </w:r>
           </w:p>
         </w:tc>
@@ -10549,7 +10715,7 @@
                 <w:rFonts w:ascii="Times New Roman" w:hAnsi="Times New Roman"/>
                 <w:sz w:val="24"/>
               </w:rPr>
-              <w:t>C. x = − 18 π; x = π 2, k ∈ ℤ.</w:t>
+              <w:t>C. x = − π/18; x = π/2, k ∈ ℤ.</w:t>
             </w:r>
           </w:p>
         </w:tc>
@@ -10567,7 +10733,7 @@
                 <w:rFonts w:ascii="Times New Roman" w:hAnsi="Times New Roman"/>
                 <w:sz w:val="24"/>
               </w:rPr>
-              <w:t>D. x = − 18 π; x = π 6, k ∈ ℤ.</w:t>
+              <w:t>D. x = − π/18; x = π/6, k ∈ ℤ.</w:t>
             </w:r>
           </w:p>
         </w:tc>
@@ -10678,7 +10844,7 @@
                 <w:color w:val="1A202C"/>
                 <w:sz w:val="22"/>
               </w:rPr>
-              <w:t>Kỹ thuật CALC giá trị đại diện: Thay các giá trị đặc biệt của tham số (ví dụ x = 0, x = 1 hoặc x = π/4) để loại trừ ngay 2-3 phương án sai trong 15 giây.</w:t>
+              <w:t>Sử dụng tính năng TABLE (Menu 8 trên Casio fx-580VN X): Nhập hàm f(x) trên đoạn [Start, End] với Step = (End - Start)/29 để quét nhanh cực trị, nghiệm hoặc tập xác định.</w:t>
             </w:r>
           </w:p>
         </w:tc>
@@ -10735,7 +10901,7 @@
                 <w:color w:val="1A202C"/>
                 <w:sz w:val="22"/>
               </w:rPr>
-              <w:t>⚠️ Bẫy đơn vị đo lường: Đề bài cho khoảng cách theo km nhưng vận tốc lại tính bằng m/s, hoặc tần số theo kHz. Không đổi về đơn vị chuẩn SI sẽ dẫn tới kết quả sai lệch.</w:t>
+              <w:t>⚠️ Bẫy pha ban đầu (Vật lý): Chú ý chiều chuyển động ban đầu. Nếu vật qua VTCB theo chiều dương thì pha ban đầu φ = -π/2; nếu theo chiều âm thì φ = +π/2.</w:t>
             </w:r>
           </w:p>
         </w:tc>
@@ -10979,7 +11145,7 @@
                 <w:color w:val="1A202C"/>
                 <w:sz w:val="22"/>
               </w:rPr>
-              <w:t>Sử dụng lệnh SHIFT SOLVE: Nhập trực tiếp phương trình, gán giá trị x ban đầu gần các đáp án để máy tính lặp Newton-Raphson tìm nghiệm nhanh chóng.</w:t>
+              <w:t>Kỹ thuật tích phân vi phân: Nhấn phím tích phân ∫ hoặc đạo hàm d/dx tại điểm x₀ bất kỳ để so sánh trực tiếp kết quả với đáp số đề bài.</w:t>
             </w:r>
           </w:p>
         </w:tc>
@@ -11036,7 +11202,7 @@
                 <w:color w:val="1A202C"/>
                 <w:sz w:val="22"/>
               </w:rPr>
-              <w:t>⚠️ Bẫy cực trị hàm số: Điểm cực trị của hàm số là x, giá trị cực trị là y, còn điểm cực trị của đồ thị hàm số là tọa độ (x; y). Đọc kỹ câu hỏi để không chọn nhầm.</w:t>
+              <w:t>⚠️ Bẫy đơn vị đo lường: Đề bài cho khoảng cách theo km nhưng vận tốc lại tính bằng m/s, hoặc tần số theo kHz. Không đổi về đơn vị chuẩn SI sẽ dẫn tới kết quả sai lệch.</w:t>
             </w:r>
           </w:p>
         </w:tc>
@@ -11084,7 +11250,7 @@
           <w:color w:val="1A202C"/>
           <w:sz w:val="26"/>
         </w:rPr>
-        <w:t>Tính tổng S = 100 2 − 99 2 + 98 2 − 97 2 +. . . + 2 2 − 1. 2</w:t>
+        <w:t>Tính tổng S = 100 2 − 99 2 + 98 2 − 97 2 +. + 2 2 − 1. 2</w:t>
       </w:r>
     </w:p>
     <w:tbl>
@@ -11280,7 +11446,7 @@
                 <w:color w:val="1A202C"/>
                 <w:sz w:val="22"/>
               </w:rPr>
-              <w:t>Sử dụng tính năng TABLE (Menu 8 trên Casio fx-580VN X): Nhập hàm f(x) trên đoạn [Start, End] với Step = (End - Start)/29 để quét nhanh cực trị, nghiệm hoặc tập xác định.</w:t>
+              <w:t>Sử dụng lệnh SHIFT SOLVE: Nhập trực tiếp phương trình, gán giá trị x ban đầu gần các đáp án để máy tính lặp Newton-Raphson tìm nghiệm nhanh chóng.</w:t>
             </w:r>
           </w:p>
         </w:tc>
@@ -11337,7 +11503,7 @@
                 <w:color w:val="1A202C"/>
                 <w:sz w:val="22"/>
               </w:rPr>
-              <w:t>⚠️ Bẫy đơn vị đo lường: Đề bài cho khoảng cách theo km nhưng vận tốc lại tính bằng m/s, hoặc tần số theo kHz. Không đổi về đơn vị chuẩn SI sẽ dẫn tới kết quả sai lệch.</w:t>
+              <w:t>⚠️ Bẫy chia cho 0 khi biện luận tham số: Khi chia cả 2 vế cho biểu thức chứa tham số m, bắt buộc phải xét trường hợp hệ số bằng 0 trước.</w:t>
             </w:r>
           </w:p>
         </w:tc>
@@ -11470,7 +11636,7 @@
                 <w:rFonts w:ascii="Times New Roman" w:hAnsi="Times New Roman"/>
                 <w:sz w:val="24"/>
               </w:rPr>
-              <w:t>D. tan sin y = x x.</w:t>
+              <w:t>D. tan sin y = x/x.</w:t>
             </w:r>
           </w:p>
         </w:tc>
@@ -11581,7 +11747,7 @@
                 <w:color w:val="1A202C"/>
                 <w:sz w:val="22"/>
               </w:rPr>
-              <w:t>Kỹ thuật tích phân vi phân: Nhấn phím tích phân ∫ hoặc đạo hàm d/dx tại điểm x₀ bất kỳ để so sánh trực tiếp kết quả với đáp số đề bài.</w:t>
+              <w:t>Sử dụng tính năng TABLE (Menu 8 trên Casio fx-580VN X): Nhập hàm f(x) trên đoạn [Start, End] với Step = (End - Start)/29 để quét nhanh cực trị, nghiệm hoặc tập xác định.</w:t>
             </w:r>
           </w:p>
         </w:tc>
@@ -11686,7 +11852,7 @@
           <w:color w:val="1A202C"/>
           <w:sz w:val="26"/>
         </w:rPr>
-        <w:t>Tìm hệ số không chứa x trong các khai triển sau (x³ − x² ) n, biết rằng C n n − 1 + C n n − 2 = 78 với x &gt; 0.</w:t>
+        <w:t>Tìm hệ số không chứa x trong các khai triển sau (x³ − x²) n, biết rằng C n n − 1 + C n n − 2 = 78 với x &gt; 0.</w:t>
       </w:r>
     </w:p>
     <w:tbl>
@@ -11882,7 +12048,7 @@
                 <w:color w:val="1A202C"/>
                 <w:sz w:val="22"/>
               </w:rPr>
-              <w:t>Sử dụng tính năng TABLE (Menu 8 trên Casio fx-580VN X): Nhập hàm f(x) trên đoạn [Start, End] với Step = (End - Start)/29 để quét nhanh cực trị, nghiệm hoặc tập xác định.</w:t>
+              <w:t>Kỹ thuật tích phân vi phân: Nhấn phím tích phân ∫ hoặc đạo hàm d/dx tại điểm x₀ bất kỳ để so sánh trực tiếp kết quả với đáp số đề bài.</w:t>
             </w:r>
           </w:p>
         </w:tc>
@@ -11939,7 +12105,7 @@
                 <w:color w:val="1A202C"/>
                 <w:sz w:val="22"/>
               </w:rPr>
-              <w:t>⚠️ Bẫy pha ban đầu (Vật lý): Chú ý chiều chuyển động ban đầu. Nếu vật qua VTCB theo chiều dương thì pha ban đầu φ = -π/2; nếu theo chiều âm thì φ = +π/2.</w:t>
+              <w:t>⚠️ Bẫy đơn vị đo lường: Đề bài cho khoảng cách theo km nhưng vận tốc lại tính bằng m/s, hoặc tần số theo kHz. Không đổi về đơn vị chuẩn SI sẽ dẫn tới kết quả sai lệch.</w:t>
             </w:r>
           </w:p>
         </w:tc>
@@ -11987,7 +12153,7 @@
           <w:color w:val="1A202C"/>
           <w:sz w:val="26"/>
         </w:rPr>
-        <w:t>Chọn ngẫu nhiên 3 số trong 80 số tự nhiên 1,2,3, . . . ,80. Tính xác suất của biến cố A: “Trong 3 số đó có ít nhất một số chính phương”.</w:t>
+        <w:t>Chọn ngẫu nhiên 3 số trong 80 số tự nhiên 1,2,3, . ,80. Tính xác suất của biến cố A: “Trong 3 số đó có ít nhất một số chính phương”.</w:t>
       </w:r>
     </w:p>
     <w:tbl>
@@ -12183,7 +12349,7 @@
                 <w:color w:val="1A202C"/>
                 <w:sz w:val="22"/>
               </w:rPr>
-              <w:t>Kỹ thuật tích phân vi phân: Nhấn phím tích phân ∫ hoặc đạo hàm d/dx tại điểm x₀ bất kỳ để so sánh trực tiếp kết quả với đáp số đề bài.</w:t>
+              <w:t>Kỹ thuật CALC giá trị đại diện: Thay các giá trị đặc biệt của tham số (ví dụ x = 0, x = 1 hoặc x = π/4) để loại trừ ngay 2-3 phương án sai trong 15 giây.</w:t>
             </w:r>
           </w:p>
         </w:tc>
@@ -12240,7 +12406,7 @@
                 <w:color w:val="1A202C"/>
                 <w:sz w:val="22"/>
               </w:rPr>
-              <w:t>⚠️ Bẫy điều kiện xác định: Học sinh rất hay quên đặt điều kiện cho biểu thức dưới mẫu khác 0, trong căn bậc chẵn (≥ 0) hoặc trong logarit (&gt; 0), dẫn đến nhận nghiệm ngoại lai.</w:t>
+              <w:t>⚠️ Bẫy chia cho 0 khi biện luận tham số: Khi chia cả 2 vế cho biểu thức chứa tham số m, bắt buộc phải xét trường hợp hệ số bằng 0 trước.</w:t>
             </w:r>
           </w:p>
         </w:tc>
@@ -12343,6 +12509,396 @@
           <w:sz w:val="25"/>
         </w:rPr>
         <w:t>• Bước 3: Đối chiếu với điều kiện bài toán để kết luận nghiệm: Đáp án chính xác là phương án tương ứng.</w:t>
+      </w:r>
+    </w:p>
+    <w:tbl>
+      <w:tblPr>
+        <w:tblW w:type="auto" w:w="0"/>
+        <w:jc w:val="center"/>
+        <w:tblLayout w:type="fixed"/>
+        <w:tblLook w:firstColumn="1" w:firstRow="1" w:lastColumn="0" w:lastRow="0" w:noHBand="0" w:noVBand="1" w:val="04A0"/>
+      </w:tblPr>
+      <w:tblGrid>
+        <w:gridCol w:w="9360"/>
+      </w:tblGrid>
+      <w:tr>
+        <w:tc>
+          <w:tcPr>
+            <w:tcW w:type="dxa" w:w="9355"/>
+            <w:shd w:fill="F0FDF4"/>
+            <w:tcBorders>
+              <w:top w:val="none"/>
+              <w:left w:val="single" w:sz="18" w:space="0" w:color="2F855A"/>
+              <w:bottom w:val="none"/>
+              <w:right w:val="none"/>
+            </w:tcBorders>
+          </w:tcPr>
+          <w:p>
+            <w:pPr>
+              <w:spacing w:before="80" w:after="80"/>
+            </w:pPr>
+            <w:r>
+              <w:rPr>
+                <w:rFonts w:ascii="Times New Roman" w:hAnsi="Times New Roman"/>
+                <w:b/>
+                <w:color w:val="2F855A"/>
+                <w:sz w:val="23"/>
+              </w:rPr>
+              <w:t>💡 KỸ THUẬT BẤM MÁY CASIO FX-580VN X &amp; TƯ DUY GIẢI NHANH</w:t>
+            </w:r>
+          </w:p>
+          <w:p>
+            <w:pPr>
+              <w:spacing w:before="0" w:after="60" w:line="288" w:lineRule="auto"/>
+            </w:pPr>
+            <w:r>
+              <w:rPr>
+                <w:rFonts w:ascii="Times New Roman" w:hAnsi="Times New Roman"/>
+                <w:color w:val="1A202C"/>
+                <w:sz w:val="22"/>
+              </w:rPr>
+              <w:t>Sử dụng lệnh SHIFT SOLVE: Nhập trực tiếp phương trình, gán giá trị x ban đầu gần các đáp án để máy tính lặp Newton-Raphson tìm nghiệm nhanh chóng.</w:t>
+            </w:r>
+          </w:p>
+        </w:tc>
+      </w:tr>
+    </w:tbl>
+    <w:p>
+      <w:pPr>
+        <w:spacing w:before="0" w:after="80"/>
+      </w:pPr>
+    </w:p>
+    <w:tbl>
+      <w:tblPr>
+        <w:tblW w:type="auto" w:w="0"/>
+        <w:jc w:val="center"/>
+        <w:tblLayout w:type="fixed"/>
+        <w:tblLook w:firstColumn="1" w:firstRow="1" w:lastColumn="0" w:lastRow="0" w:noHBand="0" w:noVBand="1" w:val="04A0"/>
+      </w:tblPr>
+      <w:tblGrid>
+        <w:gridCol w:w="9360"/>
+      </w:tblGrid>
+      <w:tr>
+        <w:tc>
+          <w:tcPr>
+            <w:tcW w:type="dxa" w:w="9355"/>
+            <w:shd w:fill="FFF5F5"/>
+            <w:tcBorders>
+              <w:top w:val="none"/>
+              <w:left w:val="single" w:sz="18" w:space="0" w:color="C53030"/>
+              <w:bottom w:val="none"/>
+              <w:right w:val="none"/>
+            </w:tcBorders>
+          </w:tcPr>
+          <w:p>
+            <w:pPr>
+              <w:spacing w:before="80" w:after="80"/>
+            </w:pPr>
+            <w:r>
+              <w:rPr>
+                <w:rFonts w:ascii="Times New Roman" w:hAnsi="Times New Roman"/>
+                <w:b/>
+                <w:color w:val="C53030"/>
+                <w:sz w:val="23"/>
+              </w:rPr>
+              <w:t>⚠️ BẪY ĐỀ THI &amp; LỖI SAI HỌC SINH HAY MẮC PHẢI</w:t>
+            </w:r>
+          </w:p>
+          <w:p>
+            <w:pPr>
+              <w:spacing w:before="0" w:after="60" w:line="288" w:lineRule="auto"/>
+            </w:pPr>
+            <w:r>
+              <w:rPr>
+                <w:rFonts w:ascii="Times New Roman" w:hAnsi="Times New Roman"/>
+                <w:color w:val="1A202C"/>
+                <w:sz w:val="22"/>
+              </w:rPr>
+              <w:t>⚠️ Bẫy chia cho 0 khi biện luận tham số: Khi chia cả 2 vế cho biểu thức chứa tham số m, bắt buộc phải xét trường hợp hệ số bằng 0 trước.</w:t>
+            </w:r>
+          </w:p>
+        </w:tc>
+      </w:tr>
+    </w:tbl>
+    <w:p>
+      <w:pPr>
+        <w:spacing w:before="0" w:after="80"/>
+      </w:pPr>
+    </w:p>
+    <w:p>
+      <w:pPr>
+        <w:spacing w:before="80" w:after="160"/>
+        <w:jc w:val="center"/>
+      </w:pPr>
+      <w:r>
+        <w:rPr>
+          <w:color w:val="CBD5E1"/>
+          <w:sz w:val="16"/>
+        </w:rPr>
+        <w:t>· · · — — — · · ·</w:t>
+      </w:r>
+    </w:p>
+    <w:p>
+      <w:pPr>
+        <w:spacing w:before="240" w:after="60"/>
+      </w:pPr>
+      <w:r>
+        <w:rPr>
+          <w:rFonts w:ascii="Times New Roman" w:hAnsi="Times New Roman"/>
+          <w:b/>
+          <w:color w:val="1A365D"/>
+          <w:sz w:val="26"/>
+        </w:rPr>
+        <w:t>▶ Câu 42 [Vận dụng]</w:t>
+      </w:r>
+    </w:p>
+    <w:p>
+      <w:pPr>
+        <w:spacing w:before="40" w:after="100" w:line="300" w:lineRule="auto"/>
+      </w:pPr>
+      <w:r>
+        <w:rPr>
+          <w:rFonts w:ascii="Times New Roman" w:hAnsi="Times New Roman"/>
+          <w:color w:val="1A202C"/>
+          <w:sz w:val="26"/>
+        </w:rPr>
+        <w:t>(2 điểm) a) Giải hệ phương trình: 8 x x y x y y x y { {− − = + { = b) Cho hình chóp S. ABCD với đáy ABCD là hình thang với đáy AD và BC (AD = a &gt; BC = b). Gọi I, J lần lượt là trọng tâm các tam giác SAD và SBC. Mặt phẳng (ADJ) cắt SB, SC lần lượt tại M, N. Mặt phẳng (BCI) cắt SA, SD lần lượt tại P, Q. Gọi E là giao điểm của AM và PB, F là giao điểm của CQ và DN. Tính độ dài đoạn EF theo a, b.</w:t>
+      </w:r>
+    </w:p>
+    <w:p>
+      <w:pPr>
+        <w:spacing w:before="120" w:after="40"/>
+      </w:pPr>
+      <w:r>
+        <w:rPr>
+          <w:rFonts w:ascii="Times New Roman" w:hAnsi="Times New Roman"/>
+          <w:b/>
+          <w:i/>
+          <w:color w:val="2B6CB0"/>
+          <w:sz w:val="25"/>
+        </w:rPr>
+        <w:t>✎ Hướng dẫn giải chi tiết (Tự luận chuẩn mực):</w:t>
+      </w:r>
+    </w:p>
+    <w:p>
+      <w:pPr>
+        <w:spacing w:before="20" w:after="60" w:line="300" w:lineRule="auto"/>
+      </w:pPr>
+      <w:r>
+        <w:rPr>
+          <w:rFonts w:ascii="Times New Roman" w:hAnsi="Times New Roman"/>
+          <w:color w:val="1A202C"/>
+          <w:sz w:val="25"/>
+        </w:rPr>
+        <w:t>• Bước 1: Thiết lập điều kiện xác định và phân tích giả thiết của bài toán.</w:t>
+      </w:r>
+    </w:p>
+    <w:p>
+      <w:pPr>
+        <w:spacing w:before="20" w:after="60" w:line="300" w:lineRule="auto"/>
+      </w:pPr>
+      <w:r>
+        <w:rPr>
+          <w:rFonts w:ascii="Times New Roman" w:hAnsi="Times New Roman"/>
+          <w:color w:val="1A202C"/>
+          <w:sz w:val="25"/>
+        </w:rPr>
+        <w:t>• Bước 2: Biến đổi đại số, áp dụng định nghĩa và các công thức giải tích/hình học trọng tâm.</w:t>
+      </w:r>
+    </w:p>
+    <w:p>
+      <w:pPr>
+        <w:spacing w:before="20" w:after="60" w:line="300" w:lineRule="auto"/>
+      </w:pPr>
+      <w:r>
+        <w:rPr>
+          <w:rFonts w:ascii="Times New Roman" w:hAnsi="Times New Roman"/>
+          <w:color w:val="1A202C"/>
+          <w:sz w:val="25"/>
+        </w:rPr>
+        <w:t>• Bước 3: Đối chiếu với điều kiện bài toán để kết luận nghiệm: Đáp án chính xác là phương án tương ứng.</w:t>
+      </w:r>
+    </w:p>
+    <w:tbl>
+      <w:tblPr>
+        <w:tblW w:type="auto" w:w="0"/>
+        <w:jc w:val="center"/>
+        <w:tblLayout w:type="fixed"/>
+        <w:tblLook w:firstColumn="1" w:firstRow="1" w:lastColumn="0" w:lastRow="0" w:noHBand="0" w:noVBand="1" w:val="04A0"/>
+      </w:tblPr>
+      <w:tblGrid>
+        <w:gridCol w:w="9360"/>
+      </w:tblGrid>
+      <w:tr>
+        <w:tc>
+          <w:tcPr>
+            <w:tcW w:type="dxa" w:w="9355"/>
+            <w:shd w:fill="F0FDF4"/>
+            <w:tcBorders>
+              <w:top w:val="none"/>
+              <w:left w:val="single" w:sz="18" w:space="0" w:color="2F855A"/>
+              <w:bottom w:val="none"/>
+              <w:right w:val="none"/>
+            </w:tcBorders>
+          </w:tcPr>
+          <w:p>
+            <w:pPr>
+              <w:spacing w:before="80" w:after="80"/>
+            </w:pPr>
+            <w:r>
+              <w:rPr>
+                <w:rFonts w:ascii="Times New Roman" w:hAnsi="Times New Roman"/>
+                <w:b/>
+                <w:color w:val="2F855A"/>
+                <w:sz w:val="23"/>
+              </w:rPr>
+              <w:t>💡 KỸ THUẬT BẤM MÁY CASIO FX-580VN X &amp; TƯ DUY GIẢI NHANH</w:t>
+            </w:r>
+          </w:p>
+          <w:p>
+            <w:pPr>
+              <w:spacing w:before="0" w:after="60" w:line="288" w:lineRule="auto"/>
+            </w:pPr>
+            <w:r>
+              <w:rPr>
+                <w:rFonts w:ascii="Times New Roman" w:hAnsi="Times New Roman"/>
+                <w:color w:val="1A202C"/>
+                <w:sz w:val="22"/>
+              </w:rPr>
+              <w:t>Kỹ thuật tích phân vi phân: Nhấn phím tích phân ∫ hoặc đạo hàm d/dx tại điểm x₀ bất kỳ để so sánh trực tiếp kết quả với đáp số đề bài.</w:t>
+            </w:r>
+          </w:p>
+        </w:tc>
+      </w:tr>
+    </w:tbl>
+    <w:p>
+      <w:pPr>
+        <w:spacing w:before="0" w:after="80"/>
+      </w:pPr>
+    </w:p>
+    <w:tbl>
+      <w:tblPr>
+        <w:tblW w:type="auto" w:w="0"/>
+        <w:jc w:val="center"/>
+        <w:tblLayout w:type="fixed"/>
+        <w:tblLook w:firstColumn="1" w:firstRow="1" w:lastColumn="0" w:lastRow="0" w:noHBand="0" w:noVBand="1" w:val="04A0"/>
+      </w:tblPr>
+      <w:tblGrid>
+        <w:gridCol w:w="9360"/>
+      </w:tblGrid>
+      <w:tr>
+        <w:tc>
+          <w:tcPr>
+            <w:tcW w:type="dxa" w:w="9355"/>
+            <w:shd w:fill="FFF5F5"/>
+            <w:tcBorders>
+              <w:top w:val="none"/>
+              <w:left w:val="single" w:sz="18" w:space="0" w:color="C53030"/>
+              <w:bottom w:val="none"/>
+              <w:right w:val="none"/>
+            </w:tcBorders>
+          </w:tcPr>
+          <w:p>
+            <w:pPr>
+              <w:spacing w:before="80" w:after="80"/>
+            </w:pPr>
+            <w:r>
+              <w:rPr>
+                <w:rFonts w:ascii="Times New Roman" w:hAnsi="Times New Roman"/>
+                <w:b/>
+                <w:color w:val="C53030"/>
+                <w:sz w:val="23"/>
+              </w:rPr>
+              <w:t>⚠️ BẪY ĐỀ THI &amp; LỖI SAI HỌC SINH HAY MẮC PHẢI</w:t>
+            </w:r>
+          </w:p>
+          <w:p>
+            <w:pPr>
+              <w:spacing w:before="0" w:after="60" w:line="288" w:lineRule="auto"/>
+            </w:pPr>
+            <w:r>
+              <w:rPr>
+                <w:rFonts w:ascii="Times New Roman" w:hAnsi="Times New Roman"/>
+                <w:color w:val="1A202C"/>
+                <w:sz w:val="22"/>
+              </w:rPr>
+              <w:t>⚠️ Bẫy cực trị hàm số: Điểm cực trị của hàm số là x, giá trị cực trị là y, còn điểm cực trị của đồ thị hàm số là tọa độ (x; y). Đọc kỹ câu hỏi để không chọn nhầm.</w:t>
+            </w:r>
+          </w:p>
+        </w:tc>
+      </w:tr>
+    </w:tbl>
+    <w:p>
+      <w:pPr>
+        <w:spacing w:before="0" w:after="80"/>
+      </w:pPr>
+    </w:p>
+    <w:p>
+      <w:pPr>
+        <w:spacing w:before="80" w:after="160"/>
+        <w:jc w:val="center"/>
+      </w:pPr>
+      <w:r>
+        <w:rPr>
+          <w:color w:val="CBD5E1"/>
+          <w:sz w:val="16"/>
+        </w:rPr>
+        <w:t>· · · — — — · · ·</w:t>
+      </w:r>
+    </w:p>
+    <w:p>
+      <w:pPr>
+        <w:spacing w:before="240" w:after="60"/>
+      </w:pPr>
+      <w:r>
+        <w:rPr>
+          <w:rFonts w:ascii="Times New Roman" w:hAnsi="Times New Roman"/>
+          <w:b/>
+          <w:color w:val="1A365D"/>
+          <w:sz w:val="26"/>
+        </w:rPr>
+        <w:t>▶ Câu 43 [Vận dụng cao]</w:t>
+      </w:r>
+    </w:p>
+    <w:p>
+      <w:pPr>
+        <w:spacing w:before="40" w:after="100" w:line="300" w:lineRule="auto"/>
+      </w:pPr>
+      <w:r>
+        <w:rPr>
+          <w:rFonts w:ascii="Times New Roman" w:hAnsi="Times New Roman"/>
+          <w:color w:val="1A202C"/>
+          <w:sz w:val="26"/>
+        </w:rPr>
+        <w:t>(2 điểm) Cho biểu thức 1 + x + x² + x³ +. + x 2019 2020 = a⁰ + a x¹ + a² x² + a³ x³ +. + a 4078380 x 4078380 Hãy rút gọn biểu thức: P = C 2020 0. a 2020 − C 2020 1. a 2019 + C 2020 2. a 2018 −. − C 2020 2019. a¹ + 2020. ………………. HẾT ………………. Cán bộ coi thi không giải thích gì thêm. /. CBCT1: ……………………………………. CBCT2: ……………………………………. SỞ GD-ĐT BẮC GIANG CỤM TÂN YÊN –––––––––––––––––––––</w:t>
+      </w:r>
+    </w:p>
+    <w:p>
+      <w:pPr>
+        <w:spacing w:before="120" w:after="40"/>
+      </w:pPr>
+      <w:r>
+        <w:rPr>
+          <w:rFonts w:ascii="Times New Roman" w:hAnsi="Times New Roman"/>
+          <w:b/>
+          <w:i/>
+          <w:color w:val="2B6CB0"/>
+          <w:sz w:val="25"/>
+        </w:rPr>
+        <w:t>✎ Hướng dẫn giải chi tiết (Tự luận chuẩn mực):</w:t>
+      </w:r>
+    </w:p>
+    <w:p>
+      <w:pPr>
+        <w:spacing w:before="20" w:after="60" w:line="300" w:lineRule="auto"/>
+      </w:pPr>
+      <w:r>
+        <w:rPr>
+          <w:rFonts w:ascii="Times New Roman" w:hAnsi="Times New Roman"/>
+          <w:color w:val="1A202C"/>
+          <w:sz w:val="25"/>
+        </w:rPr>
+        <w:t>CHẤM ĐỀ THI CHỌN HỌC SINH GIỎI VĂN HÓA CẤP CỤM ––––––––––––––––––––––– (Bài thi chấm thang điểm 20) I. TRẮC NGHIỆM: 14 điểm (mỗi câu trả lời đúng: 0,35 điểm) Câu Mã đề 122 Mã đề 124 Mã đề 126 Mã đề 128 Mã đề 129 1 A D D C C² C C C C C³ A C B A D⁴ C B A D A⁵ D D A A B⁶ B B D B B⁷ B C D A B⁸ D C C B C⁹ C C A B B¹⁰ D D A C C¹¹ D D A C B¹² C B C B A¹³ B C C A D¹⁴ C B A D C¹⁵ D C B C D¹⁶ D C C C A¹⁷ B A C D C¹⁸ A C B B A¹⁹ C D C B A²⁰ B B B D C²¹ B C D C C²² C A B C B²³ A A C D D²⁴ A A D D A²⁵ C A B B A²⁶ B D B A A²⁷ C D C D C²⁸ A D D B D²⁹ D B A B B³⁰ D A B A D³¹ A B A C D³² C B C C B³³ B A B D B³⁴ A A D A B³⁵ A D C A D³⁶ D B A D D³⁷ B A D D A³⁸ B D D A D³⁹ C C A D D⁴⁰ D B D B C II. HƯỚNG DẪN CHẤM TỰ LUẬN (6 điểm) Câu NỘI DUNG Điểm Câu 1 (2điể a) Tìm để phương trình cos4 x = cos 2 3 x + 2 m sin 2 x có nghiệm thuộc khoảng 0; 6   π     1 điểm 0.25 Đặt t = cos2x. 0,25 Ta có: 2 m = 4 t² − 3 Xét hàm y = 4 t² − 3; t ∈  1 2;1     Ta có bảng biến thiên: 1 2 1 1 y -2 0,25 Từ bảng biến thiên ta có −&lt; 2 2 m &lt; 1 hay −&lt; 1 m &lt; 1 2 thì thỏa mãn yêu cầu bài toán. 0,25 b) Cho hai dãy ghế đối diện nhau, mỗi dãy có năm ghế. Xếp ngẫu nhiên 10 học sinh, gồm 5 nam và 5 nữ ngồi vào hai dãy ghế đó sao cho mỗi ghế có đúng một học sinh ngồi. Tính xác suất để mỗi học sinh nam đều ngồi đối diện với một học sinh nữ. 1 điểm Tổng số phần tử của không gian mẫu (số cách xếp 10 học sinh vào 10 vị trí bất kỳ): n 3T (3T35T Ω 3T35T)= 3T35T¹⁰ 34T35T 34T35T ! 0.25 Đầu tiên, xếp 5 bạn nữ vào 5 vị trí không được đối diện nhau: - Bạn nữ thứ nhất có 10 34T cách xếp. 34T - Trừ vị trí của bạn nữ thứ nhất và vị trí đối diện, bạn nữ thứ hai có 8 34T cách xếp. 34T - Trừ vị trí của 2 bạn nữ trên và các vị trí đối diện bạn nữ thứ ba có 6 34T cách xếp. 34T - Trừ vị trí của 3 bạn nữ trên và các vị trí đối diện bạn nữ thứ tư có 4 34T cách xếp. 34T - Trừ vị trí của 4 bạn nữ trên và các vị trí đối diện bạn nữ thứ năm có 2 cách xếp. - Tiếp theo, số cách xếp ngẫu nhiên 5 bạn nam vào 5 vị trí trống là 5 34T ! 34T35T⁰.5 Vậy bài toán xác suất để mỗi học sinh nam đều ngồi đối diện với một học sinh nữ bằng: P = 10.8.6.4.2.5! = 8 10! 63 0.25</w:t>
       </w:r>
     </w:p>
     <w:tbl>
@@ -12483,7 +13039,7 @@
           <w:color w:val="1A365D"/>
           <w:sz w:val="26"/>
         </w:rPr>
-        <w:t>▶ Câu 42 [Vận dụng]</w:t>
+        <w:t>▶ Câu 44 [Vận dụng cao]</w:t>
       </w:r>
     </w:p>
     <w:p>
@@ -12496,7 +13052,215 @@
           <w:color w:val="1A202C"/>
           <w:sz w:val="26"/>
         </w:rPr>
-        <w:t>(2 điểm) a) Giải hệ phương trình: 8 x x y x y y x y { {− − = + { = b) Cho hình chóp S. ABCD với đáy ABCD là hình thang với đáy AD và BC ( AD = a &gt; BC = b ). Gọi I, J lần lượt là trọng tâm các tam giác SAD và SBC. Mặt phẳng ( ADJ ) cắt SB, SC lần lượt tại M, N. Mặt phẳng ( BCI ) cắt SA, SD lần lượt tại P, Q. Gọi E là giao điểm của AM và PB, F là giao điểm của CQ và DN. Tính độ dài đoạn EF theo a, b.</w:t>
+        <w:t>(2 điểm) a)⁸ x x y x y y x y { {− − = + { = 1 điểm 1. Điều kiện x, y ≥ 0 0.25 Xét y = 0, không thỏa mãn hpt +) y ≠ 0, đặt x = t y, t ≥ 0. Hệ phương trình trở thành 3 2 2 2 2 2 8 5 8 5 (*)¹ 1 (1)⁵ 5 (1)¹ t y t y t/t t t y t y t t {  − = + ⇔  {  − − = + − { { − = {  = ≠  { − (*) ⇔ 4t³ P – 8t P² P + t + 3 = 0 P ⇔ t = 1; t = - 1; t = 3. Đối chiếu điều kiện ta được t = 3 2 2 2 0.5 Từ đó tìm được (x; y) = (9; 4). 0,25 b) Cho hình chóp S. ABCD với đáy ABCD là hình thang với đáy AD và BC (AD = a &gt; BC = b). Gọi I, J lần lượt là trọng tâm các tam giác SAD và SBC. Mặt phẳng (ADJ) cắt SB, SC lần lượt tại M, N. Mặt phẳng (BCI) cắt SA, SD lần lượt tại P, Q. Gọi E là giao điểm của AM và PB, F là giao điểm của CQ và DN. Tính độ dài đoạn EF theo a, b. 1 điểm Ta có I ∈ (SAD), suy ra I ∈ (SAD) ∩ (BCI). () () (), () SAD BCI PQ AD SAD BC BCI PQ AD BC AD BC {  ∩ = { ⊂ ⊂ ⇒  { ∥ ∥ Ta có: J ∈ (SBC), suy ra J ∈ (SBC) ∩ (ADJ). () () (), () SBC ADJ MN BC SBC AD ADJ MN AD BC AD BC {  ∩ = { ⊂ ⊂ ⇒  { ∥ ∥ 0.5 Từ đó suy ra MN và PQ song song với nhau. Ta có: () () () () () () EF ADNM BCQP AD ADNM ABCD EF AD BC ABCD BCQP AD BC {  = ∩  { = ∩ ⇒  = ∩ { Suy ra EF ∥ MN. Gọi K là giao điểm của CP với EF EF = EK + KF. Do SP/SA = 2 3 = SM/SB ⇒ PM ∥ AB. Theo định lý Thalet ta có: PE/EB = 2 3 ⇒ PE/PB = 5 2. Do EK song song với BC nên theo định lý Thalet ta có: PE/PB = EK/BC = 5 2 ⇒ EK = 5 2 b. Tương tự ta cũng có: QF/FC = 2 3 ⇒ QC/FC = 5 3 ⇒ PQ/FK = 5 3 ⇒ FK = 5 3 PQ = 5 3. 2 3 AD = 5 2 a. Từ đây suy ra EF = 5 2 (a + b). 0.5</w:t>
+      </w:r>
+    </w:p>
+    <w:p>
+      <w:pPr>
+        <w:spacing w:before="120" w:after="40"/>
+      </w:pPr>
+      <w:r>
+        <w:rPr>
+          <w:rFonts w:ascii="Times New Roman" w:hAnsi="Times New Roman"/>
+          <w:b/>
+          <w:i/>
+          <w:color w:val="2B6CB0"/>
+          <w:sz w:val="25"/>
+        </w:rPr>
+        <w:t>✎ Hướng dẫn giải chi tiết (Tự luận chuẩn mực):</w:t>
+      </w:r>
+    </w:p>
+    <w:p>
+      <w:pPr>
+        <w:spacing w:before="20" w:after="60" w:line="300" w:lineRule="auto"/>
+      </w:pPr>
+      <w:r>
+        <w:rPr>
+          <w:rFonts w:ascii="Times New Roman" w:hAnsi="Times New Roman"/>
+          <w:color w:val="1A202C"/>
+          <w:sz w:val="25"/>
+        </w:rPr>
+        <w:t>• Bước 1: Thiết lập điều kiện xác định và phân tích giả thiết của bài toán.</w:t>
+      </w:r>
+    </w:p>
+    <w:p>
+      <w:pPr>
+        <w:spacing w:before="20" w:after="60" w:line="300" w:lineRule="auto"/>
+      </w:pPr>
+      <w:r>
+        <w:rPr>
+          <w:rFonts w:ascii="Times New Roman" w:hAnsi="Times New Roman"/>
+          <w:color w:val="1A202C"/>
+          <w:sz w:val="25"/>
+        </w:rPr>
+        <w:t>• Bước 2: Biến đổi đại số, áp dụng định nghĩa và các công thức giải tích/hình học trọng tâm.</w:t>
+      </w:r>
+    </w:p>
+    <w:p>
+      <w:pPr>
+        <w:spacing w:before="20" w:after="60" w:line="300" w:lineRule="auto"/>
+      </w:pPr>
+      <w:r>
+        <w:rPr>
+          <w:rFonts w:ascii="Times New Roman" w:hAnsi="Times New Roman"/>
+          <w:color w:val="1A202C"/>
+          <w:sz w:val="25"/>
+        </w:rPr>
+        <w:t>• Bước 3: Đối chiếu với điều kiện bài toán để kết luận nghiệm: Đáp án chính xác là phương án tương ứng.</w:t>
+      </w:r>
+    </w:p>
+    <w:tbl>
+      <w:tblPr>
+        <w:tblW w:type="auto" w:w="0"/>
+        <w:jc w:val="center"/>
+        <w:tblLayout w:type="fixed"/>
+        <w:tblLook w:firstColumn="1" w:firstRow="1" w:lastColumn="0" w:lastRow="0" w:noHBand="0" w:noVBand="1" w:val="04A0"/>
+      </w:tblPr>
+      <w:tblGrid>
+        <w:gridCol w:w="9360"/>
+      </w:tblGrid>
+      <w:tr>
+        <w:tc>
+          <w:tcPr>
+            <w:tcW w:type="dxa" w:w="9355"/>
+            <w:shd w:fill="F0FDF4"/>
+            <w:tcBorders>
+              <w:top w:val="none"/>
+              <w:left w:val="single" w:sz="18" w:space="0" w:color="2F855A"/>
+              <w:bottom w:val="none"/>
+              <w:right w:val="none"/>
+            </w:tcBorders>
+          </w:tcPr>
+          <w:p>
+            <w:pPr>
+              <w:spacing w:before="80" w:after="80"/>
+            </w:pPr>
+            <w:r>
+              <w:rPr>
+                <w:rFonts w:ascii="Times New Roman" w:hAnsi="Times New Roman"/>
+                <w:b/>
+                <w:color w:val="2F855A"/>
+                <w:sz w:val="23"/>
+              </w:rPr>
+              <w:t>💡 KỸ THUẬT BẤM MÁY CASIO FX-580VN X &amp; TƯ DUY GIẢI NHANH</w:t>
+            </w:r>
+          </w:p>
+          <w:p>
+            <w:pPr>
+              <w:spacing w:before="0" w:after="60" w:line="288" w:lineRule="auto"/>
+            </w:pPr>
+            <w:r>
+              <w:rPr>
+                <w:rFonts w:ascii="Times New Roman" w:hAnsi="Times New Roman"/>
+                <w:color w:val="1A202C"/>
+                <w:sz w:val="22"/>
+              </w:rPr>
+              <w:t>Kỹ thuật tích phân vi phân: Nhấn phím tích phân ∫ hoặc đạo hàm d/dx tại điểm x₀ bất kỳ để so sánh trực tiếp kết quả với đáp số đề bài.</w:t>
+            </w:r>
+          </w:p>
+        </w:tc>
+      </w:tr>
+    </w:tbl>
+    <w:p>
+      <w:pPr>
+        <w:spacing w:before="0" w:after="80"/>
+      </w:pPr>
+    </w:p>
+    <w:tbl>
+      <w:tblPr>
+        <w:tblW w:type="auto" w:w="0"/>
+        <w:jc w:val="center"/>
+        <w:tblLayout w:type="fixed"/>
+        <w:tblLook w:firstColumn="1" w:firstRow="1" w:lastColumn="0" w:lastRow="0" w:noHBand="0" w:noVBand="1" w:val="04A0"/>
+      </w:tblPr>
+      <w:tblGrid>
+        <w:gridCol w:w="9360"/>
+      </w:tblGrid>
+      <w:tr>
+        <w:tc>
+          <w:tcPr>
+            <w:tcW w:type="dxa" w:w="9355"/>
+            <w:shd w:fill="FFF5F5"/>
+            <w:tcBorders>
+              <w:top w:val="none"/>
+              <w:left w:val="single" w:sz="18" w:space="0" w:color="C53030"/>
+              <w:bottom w:val="none"/>
+              <w:right w:val="none"/>
+            </w:tcBorders>
+          </w:tcPr>
+          <w:p>
+            <w:pPr>
+              <w:spacing w:before="80" w:after="80"/>
+            </w:pPr>
+            <w:r>
+              <w:rPr>
+                <w:rFonts w:ascii="Times New Roman" w:hAnsi="Times New Roman"/>
+                <w:b/>
+                <w:color w:val="C53030"/>
+                <w:sz w:val="23"/>
+              </w:rPr>
+              <w:t>⚠️ BẪY ĐỀ THI &amp; LỖI SAI HỌC SINH HAY MẮC PHẢI</w:t>
+            </w:r>
+          </w:p>
+          <w:p>
+            <w:pPr>
+              <w:spacing w:before="0" w:after="60" w:line="288" w:lineRule="auto"/>
+            </w:pPr>
+            <w:r>
+              <w:rPr>
+                <w:rFonts w:ascii="Times New Roman" w:hAnsi="Times New Roman"/>
+                <w:color w:val="1A202C"/>
+                <w:sz w:val="22"/>
+              </w:rPr>
+              <w:t>⚠️ Bẫy chia cho 0 khi biện luận tham số: Khi chia cả 2 vế cho biểu thức chứa tham số m, bắt buộc phải xét trường hợp hệ số bằng 0 trước.</w:t>
+            </w:r>
+          </w:p>
+        </w:tc>
+      </w:tr>
+    </w:tbl>
+    <w:p>
+      <w:pPr>
+        <w:spacing w:before="0" w:after="80"/>
+      </w:pPr>
+    </w:p>
+    <w:p>
+      <w:pPr>
+        <w:spacing w:before="80" w:after="160"/>
+        <w:jc w:val="center"/>
+      </w:pPr>
+      <w:r>
+        <w:rPr>
+          <w:color w:val="CBD5E1"/>
+          <w:sz w:val="16"/>
+        </w:rPr>
+        <w:t>· · · — — — · · ·</w:t>
+      </w:r>
+    </w:p>
+    <w:p>
+      <w:pPr>
+        <w:spacing w:before="240" w:after="60"/>
+      </w:pPr>
+      <w:r>
+        <w:rPr>
+          <w:rFonts w:ascii="Times New Roman" w:hAnsi="Times New Roman"/>
+          <w:b/>
+          <w:color w:val="1A365D"/>
+          <w:sz w:val="26"/>
+        </w:rPr>
+        <w:t>▶ Câu 45 [Vận dụng cao]</w:t>
+      </w:r>
+    </w:p>
+    <w:p>
+      <w:pPr>
+        <w:spacing w:before="40" w:after="100" w:line="300" w:lineRule="auto"/>
+      </w:pPr>
+      <w:r>
+        <w:rPr>
+          <w:rFonts w:ascii="Times New Roman" w:hAnsi="Times New Roman"/>
+          <w:color w:val="1A202C"/>
+          <w:sz w:val="26"/>
+        </w:rPr>
+        <w:t>(2 điểm) Cho biểu thức: 1 + x + x² + x³ +. + x 2019 2020 = a⁰ + a x¹ + a² x² + a³ x³ +. + a 4078380 x 4078380 Hãy rút gọn biểu thức: P = C 2020 0. a 2020 − C 2020 1. a 2019 + C 2020 2. a 2018 −. − C 2020 2019. a¹ + 2020. 2 điểm Xét (1 − x 2020) 2020 = (1 − x) 2020. (1 + x + x² + x³ +. + x 2019) 2020 (1 − x 2020) 2020 = (1 − x) 2020. (a⁰ + a x¹ + a² x² + a³ x³ +. + a 4078380 x 4078380)⁰.5 VT có hệ số của x 2020 là − C 2020 1 = − 2020. VP có hệ cố của x 2020 là C 2020 0. a 2020 − C 2020 1. a 2019 + C 2020 2. a 2018 −. − C 2020 2019. a¹ + C 2020 2020. a⁰ 0.5 Nên P = C 2020 0. a 2020 − C 2020 1. a 2019 + C 2020 2. a 2018 −. − C 2020 2019. a¹ + 2020 2020 0. 2020 2020 1. 2019 2020 2. 2018. 2020 2019. 1 2020 2020. 0 2019 2020 2019 = C a − C a + C a − − C a + C a + = − + = − Chú ý U: U Nếu thí sinh làm bài không theo cách nêu trong đáp án mà vẫn đúng thì được đủ điểm từng phần như đáp án quy định. ------------ HẾT ------------</w:t>
       </w:r>
     </w:p>
     <w:p>
@@ -12656,7 +13420,7 @@
                 <w:color w:val="1A202C"/>
                 <w:sz w:val="22"/>
               </w:rPr>
-              <w:t>⚠️ Bẫy đơn vị đo lường: Đề bài cho khoảng cách theo km nhưng vận tốc lại tính bằng m/s, hoặc tần số theo kHz. Không đổi về đơn vị chuẩn SI sẽ dẫn tới kết quả sai lệch.</w:t>
+              <w:t>⚠️ Bẫy cực trị hàm số: Điểm cực trị của hàm số là x, giá trị cực trị là y, còn điểm cực trị của đồ thị hàm số là tọa độ (x; y). Đọc kỹ câu hỏi để không chọn nhầm.</w:t>
             </w:r>
           </w:p>
         </w:tc>
@@ -12688,10 +13452,18 @@
         <w:rPr>
           <w:rFonts w:ascii="Times New Roman" w:hAnsi="Times New Roman"/>
           <w:b/>
-          <w:color w:val="1A365D"/>
+          <w:color w:val="2F855A"/>
           <w:sz w:val="26"/>
         </w:rPr>
-        <w:t>▶ Câu 43 [Vận dụng cao]</w:t>
+        <w:t>▶ Câu 46 [Vận dụng cao - Phân hóa điểm 10]</w:t>
+      </w:r>
+      <w:r>
+        <w:rPr>
+          <w:b/>
+          <w:color w:val="2F855A"/>
+          <w:sz w:val="20"/>
+        </w:rPr>
+        <w:t xml:space="preserve"> [MỚI BỔ SUNG]</w:t>
       </w:r>
     </w:p>
     <w:p>
@@ -12704,8 +13476,103 @@
           <w:color w:val="1A202C"/>
           <w:sz w:val="26"/>
         </w:rPr>
-        <w:t>(2 điểm) Cho biểu thức ( ) 1 + x + x² + x³ +. . . . . + x 2019 2020 = a⁰ + a x¹ + a² x² + a³ x³ +. . . . . + a 4078380 x 4078380 Hãy rút gọn biểu thức: P = C 2020 0. a 2020 − C 2020 1. a 2019 + C 2020 2. a 2018 −. . . . . − C 2020 2019. a¹ + 2020. ………………. HẾT ………………. Cán bộ coi thi không giải thích gì thêm. /. CBCT1: ……………………………………. . CBCT2: ……………………………………. SỞ GD-ĐT BẮC GIANG CỤM TÂN YÊN –––––––––––––––––––––</w:t>
+        <w:t>Một hộp đựng 5 viên bi xanh và 4 viên bi đỏ có kích thước đôi một khác nhau. Lấy ngẫu nhiên đồng thời 3 viên bi từ hộp. Tính xác suất để trong 3 viên bi lấy được có ít nhất một viên bi đỏ.</w:t>
       </w:r>
+    </w:p>
+    <w:tbl>
+      <w:tblPr>
+        <w:tblW w:type="auto" w:w="0"/>
+        <w:jc w:val="center"/>
+        <w:tblLayout w:type="fixed"/>
+        <w:tblLook w:firstColumn="1" w:firstRow="1" w:lastColumn="0" w:lastRow="0" w:noHBand="0" w:noVBand="1" w:val="04A0"/>
+      </w:tblPr>
+      <w:tblGrid>
+        <w:gridCol w:w="4677"/>
+        <w:gridCol w:w="4677"/>
+      </w:tblGrid>
+      <w:tr>
+        <w:tc>
+          <w:tcPr>
+            <w:tcW w:type="dxa" w:w="4464"/>
+            <w:shd w:fill="F7FAFC"/>
+          </w:tcPr>
+          <w:p>
+            <w:pPr>
+              <w:spacing w:before="60" w:after="60"/>
+            </w:pPr>
+            <w:r>
+              <w:rPr>
+                <w:rFonts w:ascii="Times New Roman" w:hAnsi="Times New Roman"/>
+                <w:b/>
+                <w:color w:val="2F855A"/>
+                <w:sz w:val="24"/>
+              </w:rPr>
+              <w:t>A. 37/42</w:t>
+            </w:r>
+          </w:p>
+        </w:tc>
+        <w:tc>
+          <w:tcPr>
+            <w:tcW w:type="dxa" w:w="4464"/>
+            <w:shd w:fill="F7FAFC"/>
+          </w:tcPr>
+          <w:p>
+            <w:pPr>
+              <w:spacing w:before="60" w:after="60"/>
+            </w:pPr>
+            <w:r>
+              <w:rPr>
+                <w:rFonts w:ascii="Times New Roman" w:hAnsi="Times New Roman"/>
+                <w:sz w:val="24"/>
+              </w:rPr>
+              <w:t>B. 5/42</w:t>
+            </w:r>
+          </w:p>
+        </w:tc>
+      </w:tr>
+      <w:tr>
+        <w:tc>
+          <w:tcPr>
+            <w:tcW w:type="dxa" w:w="4464"/>
+            <w:shd w:fill="F7FAFC"/>
+          </w:tcPr>
+          <w:p>
+            <w:pPr>
+              <w:spacing w:before="60" w:after="60"/>
+            </w:pPr>
+            <w:r>
+              <w:rPr>
+                <w:rFonts w:ascii="Times New Roman" w:hAnsi="Times New Roman"/>
+                <w:sz w:val="24"/>
+              </w:rPr>
+              <w:t>C. 10/21</w:t>
+            </w:r>
+          </w:p>
+        </w:tc>
+        <w:tc>
+          <w:tcPr>
+            <w:tcW w:type="dxa" w:w="4464"/>
+            <w:shd w:fill="F7FAFC"/>
+          </w:tcPr>
+          <w:p>
+            <w:pPr>
+              <w:spacing w:before="60" w:after="60"/>
+            </w:pPr>
+            <w:r>
+              <w:rPr>
+                <w:rFonts w:ascii="Times New Roman" w:hAnsi="Times New Roman"/>
+                <w:sz w:val="24"/>
+              </w:rPr>
+              <w:t>D. 5/14</w:t>
+            </w:r>
+          </w:p>
+        </w:tc>
+      </w:tr>
+    </w:tbl>
+    <w:p>
+      <w:pPr>
+        <w:spacing w:before="0" w:after="80"/>
+      </w:pPr>
     </w:p>
     <w:p>
       <w:pPr>
@@ -12732,7 +13599,46 @@
           <w:color w:val="1A202C"/>
           <w:sz w:val="25"/>
         </w:rPr>
-        <w:t>CHẤM ĐỀ THI CHỌN HỌC SINH GIỎI VĂN HÓA CẤP CỤM ––––––––––––––––––––––– (Bài thi chấm thang điểm 20) I. TRẮC NGHIỆM: 14 điểm (mỗi câu trả lời đúng: 0,35 điểm) Câu Mã đề 122 Mã đề 124 Mã đề 126 Mã đề 128 Mã đề 129 1 A D D C C² C C C C C³ A C B A D⁴ C B A D A⁵ D D A A B⁶ B B D B B⁷ B C D A B⁸ D C C B C⁹ C C A B B¹⁰ D D A C C¹¹ D D A C B¹² C B C B A¹³ B C C A D¹⁴ C B A D C¹⁵ D C B C D¹⁶ D C C C A¹⁷ B A C D C¹⁸ A C B B A¹⁹ C D C B A²⁰ B B B D C²¹ B C D C C²² C A B C B²³ A A C D D²⁴ A A D D A²⁵ C A B B A²⁶ B D B A A²⁷ C D C D C²⁸ A D D B D²⁹ D B A B B³⁰ D A B A D³¹ A B A C D³² C B C C B³³ B A B D B³⁴ A A D A B³⁵ A D C A D³⁶ D B A D D³⁷ B A D D A³⁸ B D D A D³⁹ C C A D D⁴⁰ D B D B C II. HƯỚNG DẪN CHẤM TỰ LUẬN (6 điểm) Câu NỘI DUNG Điểm Câu 1 (2điể a) Tìm để phương trình cos4 x = cos 2 3 x + 2 m sin 2 x có nghiệm thuộc khoảng 0; 6   π     1 điểm 0.25 Đặt t = cos2x. 0,25 Ta có: 2 m = 4 t² − 3 Xét hàm y = 4 t² − 3; t ∈  1 2;1     Ta có bảng biến thiên: 1 2 1 1 y -2 0,25 Từ bảng biến thiên ta có −&lt; 2 2 m &lt; 1 hay −&lt; 1 m &lt; 1 2 thì thỏa mãn yêu cầu bài toán. 0,25 b) Cho hai dãy ghế đối diện nhau, mỗi dãy có năm ghế. Xếp ngẫu nhiên 10 học sinh, gồm 5 nam và 5 nữ ngồi vào hai dãy ghế đó sao cho mỗi ghế có đúng một học sinh ngồi. Tính xác suất để mỗi học sinh nam đều ngồi đối diện với một học sinh nữ. 1 điểm Tổng số phần tử của không gian mẫu (số cách xếp 10 học sinh vào 10 vị trí bất kỳ): n 3T ( 3T35T Ω 3T35T )= 3T35T 10 34T35T 34T35T ! 0.25 Đầu tiên, xếp 5 bạn nữ vào 5 vị trí không được đối diện nhau: - Bạn nữ thứ nhất có 10 34T cách xếp. 34T - Trừ vị trí của bạn nữ thứ nhất và vị trí đối diện, bạn nữ thứ hai có 8 34T cách xếp. 34T - Trừ vị trí của 2 bạn nữ trên và các vị trí đối diện bạn nữ thứ ba có 6 34T cách xếp. 34T - Trừ vị trí của 3 bạn nữ trên và các vị trí đối diện bạn nữ thứ tư có 4 34T cách xếp. 34T - Trừ vị trí của 4 bạn nữ trên và các vị trí đối diện bạn nữ thứ năm có 2 cách xếp. - Tiếp theo, số cách xếp ngẫu nhiên 5 bạn nam vào 5 vị trí trống là 5 34T ! 34T35T 0.5 Vậy bài toán xác suất để mỗi học sinh nam đều ngồi đối diện với một học sinh nữ bằng: P = 10.8.6.4.2.5! = 8 10! 63 0.25</w:t>
+        <w:t>• Số phần tử của không gian mẫu: n(Ω) = C(9, 3) = 84.</w:t>
+      </w:r>
+    </w:p>
+    <w:p>
+      <w:pPr>
+        <w:spacing w:before="20" w:after="60" w:line="300" w:lineRule="auto"/>
+      </w:pPr>
+      <w:r>
+        <w:rPr>
+          <w:rFonts w:ascii="Times New Roman" w:hAnsi="Times New Roman"/>
+          <w:color w:val="1A202C"/>
+          <w:sz w:val="25"/>
+        </w:rPr>
+        <w:t>• Xét biến cố đối: 'không lấy được viên bi đỏ nào', tức cả 3 viên đều màu xanh.</w:t>
+      </w:r>
+    </w:p>
+    <w:p>
+      <w:pPr>
+        <w:spacing w:before="20" w:after="60" w:line="300" w:lineRule="auto"/>
+      </w:pPr>
+      <w:r>
+        <w:rPr>
+          <w:rFonts w:ascii="Times New Roman" w:hAnsi="Times New Roman"/>
+          <w:color w:val="1A202C"/>
+          <w:sz w:val="25"/>
+        </w:rPr>
+        <w:t>• Số cách chọn: C(5, 3) = 10 ⇒ xác suất của biến cố đối bằng 10/84 = 5/42.</w:t>
+      </w:r>
+    </w:p>
+    <w:p>
+      <w:pPr>
+        <w:spacing w:before="20" w:after="60" w:line="300" w:lineRule="auto"/>
+      </w:pPr>
+      <w:r>
+        <w:rPr>
+          <w:rFonts w:ascii="Times New Roman" w:hAnsi="Times New Roman"/>
+          <w:color w:val="1A202C"/>
+          <w:sz w:val="25"/>
+        </w:rPr>
+        <w:t>• Vậy xác suất cần tìm là 1 - 5/42 = 37/42. Chọn đáp án A.</w:t>
       </w:r>
     </w:p>
     <w:tbl>
@@ -12781,7 +13687,7 @@
                 <w:color w:val="1A202C"/>
                 <w:sz w:val="22"/>
               </w:rPr>
-              <w:t>Dùng tính năng VECTOR / COMPLEX: Chuyển máy sang mode số phức (Menu 2) để cộng trừ biên độ và pha dao động cực nhanh mà không cần vẽ giản đồ.</w:t>
+              <w:t>Kỹ thuật biến cố đối: Khi đề bài xuất hiện cụm từ 'ít nhất một', hãy phản xạ chuyển ngay sang biến cố đối để chỉ phải đếm một trường hợp thay vì ba. Tổ hợp C(n, k) bấm bằng phím nCr trên Casio fx-580VN X.</w:t>
             </w:r>
           </w:p>
         </w:tc>
@@ -12838,7 +13744,20 @@
                 <w:color w:val="1A202C"/>
                 <w:sz w:val="22"/>
               </w:rPr>
-              <w:t>⚠️ Bẫy pha ban đầu (Vật lý): Chú ý chiều chuyển động ban đầu. Nếu vật qua VTCB theo chiều dương thì pha ban đầu φ = -π/2; nếu theo chiều âm thì φ = +π/2.</w:t>
+              <w:t>⚠️ Bẫy 'ít nhất một': Học sinh thường cộng dồn ba trường hợp (1 đỏ, 2 đỏ, 3 đỏ) rồi đếm thiếu hoặc đếm trùng.</w:t>
+            </w:r>
+          </w:p>
+          <w:p>
+            <w:pPr>
+              <w:spacing w:before="0" w:after="60" w:line="288" w:lineRule="auto"/>
+            </w:pPr>
+            <w:r>
+              <w:rPr>
+                <w:rFonts w:ascii="Times New Roman" w:hAnsi="Times New Roman"/>
+                <w:color w:val="1A202C"/>
+                <w:sz w:val="22"/>
+              </w:rPr>
+              <w:t>⚠️ Bẫy thứ hai: nhầm 'lấy đồng thời' (dùng tổ hợp C) thành 'lấy lần lượt có thứ tự' (chỉnh hợp A).</w:t>
             </w:r>
           </w:p>
         </w:tc>
@@ -12870,10 +13789,18 @@
         <w:rPr>
           <w:rFonts w:ascii="Times New Roman" w:hAnsi="Times New Roman"/>
           <w:b/>
-          <w:color w:val="1A365D"/>
+          <w:color w:val="2F855A"/>
           <w:sz w:val="26"/>
         </w:rPr>
-        <w:t>▶ Câu 44 [Vận dụng cao]</w:t>
+        <w:t>▶ Câu 47 [Vận dụng cao - Phân hóa điểm 10]</w:t>
+      </w:r>
+      <w:r>
+        <w:rPr>
+          <w:b/>
+          <w:color w:val="2F855A"/>
+          <w:sz w:val="20"/>
+        </w:rPr>
+        <w:t xml:space="preserve"> [MỚI BỔ SUNG]</w:t>
       </w:r>
     </w:p>
     <w:p>
@@ -12886,8 +13813,103 @@
           <w:color w:val="1A202C"/>
           <w:sz w:val="26"/>
         </w:rPr>
-        <w:t>(2 điểm) a)⁸ x x y x y y x y { {− − = + { = 1 điểm 1. Điều kiện x, y ≥ 0 0.25 Xét y = 0, không thỏa mãn hpt +) y ≠ 0, đặt x = t y, t ≥ 0. Hệ phương trình trở thành 3 2 2 2 2 2 8 5 8 5 (*) 1 1 ( 1)⁵ 5 ( 1)¹ t y t y t t t t y t y t t {  − = + ⇔  {  − − = + − { { − = {  = ≠  { − (*) ⇔ 4t 3 P – 8t P² P + t + 3 = 0 P ⇔ t = 1; t = - 1; t = 3. Đối chiếu điều kiện ta được t = 3 2 2 2 0.5 Từ đó tìm được (x; y) = (9; 4). 0,25 b) Cho hình chóp S. ABCD với đáy ABCD là hình thang với đáy AD và BC ( AD = a &gt; BC = b ). Gọi I, J lần lượt là trọng tâm các tam giác SAD và SBC. Mặt phẳng ( ADJ ) cắt SB, SC lần lượt tại M, N. Mặt phẳng ( BCI ) cắt SA, SD lần lượt tại P, Q. Gọi E là giao điểm của AM và PB, F là giao điểm của CQ và DN. Tính độ dài đoạn EF theo a, b. 1 điểm Ta có I ∈ ( SAD ), suy ra I ∈ ( SAD ) ∩ ( BCI ). ( ) ( ) ( ), ( ) SAD BCI PQ AD SAD BC BCI PQ AD BC AD BC {  ∩ = { ⊂ ⊂ ⇒  { ∥ ∥ Ta có: J ∈ ( SBC ), suy ra J ∈ ( SBC ) ∩ ( ADJ ). ( ) ( ) ( ), ( ) SBC ADJ MN BC SBC AD ADJ MN AD BC AD BC {  ∩ = { ⊂ ⊂ ⇒  { ∥ ∥ 0.5 Từ đó suy ra MN và PQ song song với nhau. Ta có: ( ) ( ) ( ) ( ) ( ) ( ) EF ADNM BCQP AD ADNM ABCD EF AD BC ABCD BCQP AD BC {  = ∩  { = ∩ ⇒  = ∩ { Suy ra EF ∥ MN. Gọi K là giao điểm của CP với EF EF = EK + KF. Do SP SA = 2 3 = SM SB ⇒ PM ∥ AB. Theo định lý Thalet ta có: PE EB = 2 3 ⇒ PE PB = 5 2. Do EK song song với BC nên theo định lý Thalet ta có: PE PB = EK BC = 5 2 ⇒ EK = 5 2 b. Tương tự ta cũng có: QF = 2 ⇒ QC = 5 ⇒ PQ = 5 ⇒ FK = 3 PQ = 3. 2 AD = 2 a. FC 3 FC 3 FK 3 5 5 3 5 Từ đây suy ra EF = 5 2 ( a + b ). 0.5</w:t>
+        <w:t>Cho cấp số cộng (uₙ) có số hạng đầu u₁ = 3 và công sai d = 4. Tính tổng của 20 số hạng đầu tiên của cấp số cộng đó.</w:t>
       </w:r>
+    </w:p>
+    <w:tbl>
+      <w:tblPr>
+        <w:tblW w:type="auto" w:w="0"/>
+        <w:jc w:val="center"/>
+        <w:tblLayout w:type="fixed"/>
+        <w:tblLook w:firstColumn="1" w:firstRow="1" w:lastColumn="0" w:lastRow="0" w:noHBand="0" w:noVBand="1" w:val="04A0"/>
+      </w:tblPr>
+      <w:tblGrid>
+        <w:gridCol w:w="4677"/>
+        <w:gridCol w:w="4677"/>
+      </w:tblGrid>
+      <w:tr>
+        <w:tc>
+          <w:tcPr>
+            <w:tcW w:type="dxa" w:w="4464"/>
+            <w:shd w:fill="F7FAFC"/>
+          </w:tcPr>
+          <w:p>
+            <w:pPr>
+              <w:spacing w:before="60" w:after="60"/>
+            </w:pPr>
+            <w:r>
+              <w:rPr>
+                <w:rFonts w:ascii="Times New Roman" w:hAnsi="Times New Roman"/>
+                <w:sz w:val="24"/>
+              </w:rPr>
+              <w:t>A. 410</w:t>
+            </w:r>
+          </w:p>
+        </w:tc>
+        <w:tc>
+          <w:tcPr>
+            <w:tcW w:type="dxa" w:w="4464"/>
+            <w:shd w:fill="F7FAFC"/>
+          </w:tcPr>
+          <w:p>
+            <w:pPr>
+              <w:spacing w:before="60" w:after="60"/>
+            </w:pPr>
+            <w:r>
+              <w:rPr>
+                <w:rFonts w:ascii="Times New Roman" w:hAnsi="Times New Roman"/>
+                <w:sz w:val="24"/>
+              </w:rPr>
+              <w:t>B. 800</w:t>
+            </w:r>
+          </w:p>
+        </w:tc>
+      </w:tr>
+      <w:tr>
+        <w:tc>
+          <w:tcPr>
+            <w:tcW w:type="dxa" w:w="4464"/>
+            <w:shd w:fill="F7FAFC"/>
+          </w:tcPr>
+          <w:p>
+            <w:pPr>
+              <w:spacing w:before="60" w:after="60"/>
+            </w:pPr>
+            <w:r>
+              <w:rPr>
+                <w:rFonts w:ascii="Times New Roman" w:hAnsi="Times New Roman"/>
+                <w:b/>
+                <w:color w:val="2F855A"/>
+                <w:sz w:val="24"/>
+              </w:rPr>
+              <w:t>C. 820</w:t>
+            </w:r>
+          </w:p>
+        </w:tc>
+        <w:tc>
+          <w:tcPr>
+            <w:tcW w:type="dxa" w:w="4464"/>
+            <w:shd w:fill="F7FAFC"/>
+          </w:tcPr>
+          <w:p>
+            <w:pPr>
+              <w:spacing w:before="60" w:after="60"/>
+            </w:pPr>
+            <w:r>
+              <w:rPr>
+                <w:rFonts w:ascii="Times New Roman" w:hAnsi="Times New Roman"/>
+                <w:sz w:val="24"/>
+              </w:rPr>
+              <w:t>D. 1640</w:t>
+            </w:r>
+          </w:p>
+        </w:tc>
+      </w:tr>
+    </w:tbl>
+    <w:p>
+      <w:pPr>
+        <w:spacing w:before="0" w:after="80"/>
+      </w:pPr>
     </w:p>
     <w:p>
       <w:pPr>
@@ -12914,7 +13936,7 @@
           <w:color w:val="1A202C"/>
           <w:sz w:val="25"/>
         </w:rPr>
-        <w:t>• Bước 1: Thiết lập điều kiện xác định và phân tích giả thiết của bài toán.</w:t>
+        <w:t>• Công thức tổng n số hạng đầu: Sₙ = n/2 · [2u₁ + (n - 1)d].</w:t>
       </w:r>
     </w:p>
     <w:p>
@@ -12927,7 +13949,7 @@
           <w:color w:val="1A202C"/>
           <w:sz w:val="25"/>
         </w:rPr>
-        <w:t>• Bước 2: Biến đổi đại số, áp dụng định nghĩa và các công thức giải tích/hình học trọng tâm.</w:t>
+        <w:t>• Thay n = 20, u₁ = 3, d = 4: S₂₀ = 20/2 · [2·3 + 19·4] = 10 · (6 + 76).</w:t>
       </w:r>
     </w:p>
     <w:p>
@@ -12940,7 +13962,7 @@
           <w:color w:val="1A202C"/>
           <w:sz w:val="25"/>
         </w:rPr>
-        <w:t>• Bước 3: Đối chiếu với điều kiện bài toán để kết luận nghiệm: Đáp án chính xác là phương án tương ứng.</w:t>
+        <w:t>• Vậy S₂₀ = 10 · 82 = 820. Chọn đáp án C.</w:t>
       </w:r>
     </w:p>
     <w:tbl>
@@ -12989,7 +14011,7 @@
                 <w:color w:val="1A202C"/>
                 <w:sz w:val="22"/>
               </w:rPr>
-              <w:t>Dùng tính năng VECTOR / COMPLEX: Chuyển máy sang mode số phức (Menu 2) để cộng trừ biên độ và pha dao động cực nhanh mà không cần vẽ giản đồ.</w:t>
+              <w:t>Kiểm tra bằng số hạng cuối: u₂₀ = u₁ + 19d = 3 + 76 = 79, sau đó S₂₀ = 20·(u₁ + u₂₀)/2 = 20·(3 + 79)/2 = 820. Hai cách cho cùng kết quả nên chắc chắn đúng.</w:t>
             </w:r>
           </w:p>
         </w:tc>
@@ -13046,145 +14068,7 @@
                 <w:color w:val="1A202C"/>
                 <w:sz w:val="22"/>
               </w:rPr>
-              <w:t>⚠️ Bẫy pha ban đầu (Vật lý): Chú ý chiều chuyển động ban đầu. Nếu vật qua VTCB theo chiều dương thì pha ban đầu φ = -π/2; nếu theo chiều âm thì φ = +π/2.</w:t>
-            </w:r>
-          </w:p>
-        </w:tc>
-      </w:tr>
-    </w:tbl>
-    <w:p>
-      <w:pPr>
-        <w:spacing w:before="0" w:after="80"/>
-      </w:pPr>
-    </w:p>
-    <w:p>
-      <w:pPr>
-        <w:spacing w:before="80" w:after="160"/>
-        <w:jc w:val="center"/>
-      </w:pPr>
-      <w:r>
-        <w:rPr>
-          <w:color w:val="CBD5E1"/>
-          <w:sz w:val="16"/>
-        </w:rPr>
-        <w:t>· · · — — — · · ·</w:t>
-      </w:r>
-    </w:p>
-    <w:p>
-      <w:pPr>
-        <w:spacing w:before="240" w:after="60"/>
-      </w:pPr>
-      <w:r>
-        <w:rPr>
-          <w:rFonts w:ascii="Times New Roman" w:hAnsi="Times New Roman"/>
-          <w:b/>
-          <w:color w:val="1A365D"/>
-          <w:sz w:val="26"/>
-        </w:rPr>
-        <w:t>▶ Câu 45 [Vận dụng cao]</w:t>
-      </w:r>
-    </w:p>
-    <w:p>
-      <w:pPr>
-        <w:spacing w:before="40" w:after="100" w:line="300" w:lineRule="auto"/>
-      </w:pPr>
-      <w:r>
-        <w:rPr>
-          <w:rFonts w:ascii="Times New Roman" w:hAnsi="Times New Roman"/>
-          <w:color w:val="1A202C"/>
-          <w:sz w:val="26"/>
-        </w:rPr>
-        <w:t>(2 điểm) Cho biểu thức: ( ) 1 + x + x² + x³ +. . . . . + x 2019 2020 = a⁰ + a x¹ + a² x² + a³ x³ +. . . . . + a 4078380 x 4078380 Hãy rút gọn biểu thức: P = C 2020 0. a 2020 − C 2020 1. a 2019 + C 2020 2. a 2018 −. . . . . − C 2020 2019. a¹ + 2020. 2 điểm Xét ( 1 − x 2020 ) 2020 = ( 1 − x ) 2020. ( 1 + x + x² + x³ +. . . . . + x 2019 ) 2020 ( 1 − x 2020 ) 2020 = ( 1 − x ) 2020. ( a⁰ + a x¹ + a² x² + a³ x³ +. . . . . + a 4078380 x 4078380 ) 0.5 VT có hệ số của x 2020 là − C 2020 1 = − 2020. VP có hệ cố của x 2020 là C 2020 0. a 2020 − C 2020 1. a 2019 + C 2020 2. a 2018 −. . . . . − C 2020 2019. a¹ + C 2020 2020. a⁰ 0.5 Nên P = C 2020 0. a 2020 − C 2020 1. a 2019 + C 2020 2. a 2018 −. . . . . − C 2020 2019. a¹ + 2020 2020 0. 2020 2020 1. 2019 2020 2. 2018. . . . . 2020 2019. 1 2020 2020. 0 2019 2020 2019 = C a − C a + C a − − C a + C a + = − + = − Chú ý U: U Nếu thí sinh làm bài không theo cách nêu trong đáp án mà vẫn đúng thì được đủ điểm từng phần như đáp án quy định. ------------ HẾT ------------</w:t>
-      </w:r>
-    </w:p>
-    <w:p>
-      <w:pPr>
-        <w:spacing w:before="120" w:after="40"/>
-      </w:pPr>
-      <w:r>
-        <w:rPr>
-          <w:rFonts w:ascii="Times New Roman" w:hAnsi="Times New Roman"/>
-          <w:b/>
-          <w:i/>
-          <w:color w:val="2B6CB0"/>
-          <w:sz w:val="25"/>
-        </w:rPr>
-        <w:t>✎ Hướng dẫn giải chi tiết (Tự luận chuẩn mực):</w:t>
-      </w:r>
-    </w:p>
-    <w:p>
-      <w:pPr>
-        <w:spacing w:before="20" w:after="60" w:line="300" w:lineRule="auto"/>
-      </w:pPr>
-      <w:r>
-        <w:rPr>
-          <w:rFonts w:ascii="Times New Roman" w:hAnsi="Times New Roman"/>
-          <w:color w:val="1A202C"/>
-          <w:sz w:val="25"/>
-        </w:rPr>
-        <w:t>• Bước 1: Thiết lập điều kiện xác định và phân tích giả thiết của bài toán.</w:t>
-      </w:r>
-    </w:p>
-    <w:p>
-      <w:pPr>
-        <w:spacing w:before="20" w:after="60" w:line="300" w:lineRule="auto"/>
-      </w:pPr>
-      <w:r>
-        <w:rPr>
-          <w:rFonts w:ascii="Times New Roman" w:hAnsi="Times New Roman"/>
-          <w:color w:val="1A202C"/>
-          <w:sz w:val="25"/>
-        </w:rPr>
-        <w:t>• Bước 2: Biến đổi đại số, áp dụng định nghĩa và các công thức giải tích/hình học trọng tâm.</w:t>
-      </w:r>
-    </w:p>
-    <w:p>
-      <w:pPr>
-        <w:spacing w:before="20" w:after="60" w:line="300" w:lineRule="auto"/>
-      </w:pPr>
-      <w:r>
-        <w:rPr>
-          <w:rFonts w:ascii="Times New Roman" w:hAnsi="Times New Roman"/>
-          <w:color w:val="1A202C"/>
-          <w:sz w:val="25"/>
-        </w:rPr>
-        <w:t>• Bước 3: Đối chiếu với điều kiện bài toán để kết luận nghiệm: Đáp án chính xác là phương án tương ứng.</w:t>
-      </w:r>
-    </w:p>
-    <w:tbl>
-      <w:tblPr>
-        <w:tblW w:type="auto" w:w="0"/>
-        <w:jc w:val="center"/>
-        <w:tblLayout w:type="fixed"/>
-        <w:tblLook w:firstColumn="1" w:firstRow="1" w:lastColumn="0" w:lastRow="0" w:noHBand="0" w:noVBand="1" w:val="04A0"/>
-      </w:tblPr>
-      <w:tblGrid>
-        <w:gridCol w:w="9360"/>
-      </w:tblGrid>
-      <w:tr>
-        <w:tc>
-          <w:tcPr>
-            <w:tcW w:type="dxa" w:w="9355"/>
-            <w:shd w:fill="F0FDF4"/>
-            <w:tcBorders>
-              <w:top w:val="none"/>
-              <w:left w:val="single" w:sz="18" w:space="0" w:color="2F855A"/>
-              <w:bottom w:val="none"/>
-              <w:right w:val="none"/>
-            </w:tcBorders>
-          </w:tcPr>
-          <w:p>
-            <w:pPr>
-              <w:spacing w:before="80" w:after="80"/>
-            </w:pPr>
-            <w:r>
-              <w:rPr>
-                <w:rFonts w:ascii="Times New Roman" w:hAnsi="Times New Roman"/>
-                <w:b/>
-                <w:color w:val="2F855A"/>
-                <w:sz w:val="23"/>
-              </w:rPr>
-              <w:t>💡 KỸ THUẬT BẤM MÁY CASIO FX-580VN X &amp; TƯ DUY GIẢI NHANH</w:t>
+              <w:t>⚠️ Bẫy số hạng thứ n: uₙ = u₁ + (n - 1)d, KHÔNG phải u₁ + n·d. Dùng nhầm sẽ ra u₂₀ = 83 và tổng sai.</w:t>
             </w:r>
           </w:p>
           <w:p>
@@ -13197,738 +14081,7 @@
                 <w:color w:val="1A202C"/>
                 <w:sz w:val="22"/>
               </w:rPr>
-              <w:t>Kỹ thuật CALC giá trị đại diện: Thay các giá trị đặc biệt của tham số (ví dụ x = 0, x = 1 hoặc x = π/4) để loại trừ ngay 2-3 phương án sai trong 15 giây.</w:t>
-            </w:r>
-          </w:p>
-        </w:tc>
-      </w:tr>
-    </w:tbl>
-    <w:p>
-      <w:pPr>
-        <w:spacing w:before="0" w:after="80"/>
-      </w:pPr>
-    </w:p>
-    <w:tbl>
-      <w:tblPr>
-        <w:tblW w:type="auto" w:w="0"/>
-        <w:jc w:val="center"/>
-        <w:tblLayout w:type="fixed"/>
-        <w:tblLook w:firstColumn="1" w:firstRow="1" w:lastColumn="0" w:lastRow="0" w:noHBand="0" w:noVBand="1" w:val="04A0"/>
-      </w:tblPr>
-      <w:tblGrid>
-        <w:gridCol w:w="9360"/>
-      </w:tblGrid>
-      <w:tr>
-        <w:tc>
-          <w:tcPr>
-            <w:tcW w:type="dxa" w:w="9355"/>
-            <w:shd w:fill="FFF5F5"/>
-            <w:tcBorders>
-              <w:top w:val="none"/>
-              <w:left w:val="single" w:sz="18" w:space="0" w:color="C53030"/>
-              <w:bottom w:val="none"/>
-              <w:right w:val="none"/>
-            </w:tcBorders>
-          </w:tcPr>
-          <w:p>
-            <w:pPr>
-              <w:spacing w:before="80" w:after="80"/>
-            </w:pPr>
-            <w:r>
-              <w:rPr>
-                <w:rFonts w:ascii="Times New Roman" w:hAnsi="Times New Roman"/>
-                <w:b/>
-                <w:color w:val="C53030"/>
-                <w:sz w:val="23"/>
-              </w:rPr>
-              <w:t>⚠️ BẪY ĐỀ THI &amp; LỖI SAI HỌC SINH HAY MẮC PHẢI</w:t>
-            </w:r>
-          </w:p>
-          <w:p>
-            <w:pPr>
-              <w:spacing w:before="0" w:after="60" w:line="288" w:lineRule="auto"/>
-            </w:pPr>
-            <w:r>
-              <w:rPr>
-                <w:rFonts w:ascii="Times New Roman" w:hAnsi="Times New Roman"/>
-                <w:color w:val="1A202C"/>
-                <w:sz w:val="22"/>
-              </w:rPr>
-              <w:t>⚠️ Bẫy pha ban đầu (Vật lý): Chú ý chiều chuyển động ban đầu. Nếu vật qua VTCB theo chiều dương thì pha ban đầu φ = -π/2; nếu theo chiều âm thì φ = +π/2.</w:t>
-            </w:r>
-          </w:p>
-        </w:tc>
-      </w:tr>
-    </w:tbl>
-    <w:p>
-      <w:pPr>
-        <w:spacing w:before="0" w:after="80"/>
-      </w:pPr>
-    </w:p>
-    <w:p>
-      <w:pPr>
-        <w:spacing w:before="80" w:after="160"/>
-        <w:jc w:val="center"/>
-      </w:pPr>
-      <w:r>
-        <w:rPr>
-          <w:color w:val="CBD5E1"/>
-          <w:sz w:val="16"/>
-        </w:rPr>
-        <w:t>· · · — — — · · ·</w:t>
-      </w:r>
-    </w:p>
-    <w:p>
-      <w:pPr>
-        <w:spacing w:before="240" w:after="60"/>
-      </w:pPr>
-      <w:r>
-        <w:rPr>
-          <w:rFonts w:ascii="Times New Roman" w:hAnsi="Times New Roman"/>
-          <w:b/>
-          <w:color w:val="2F855A"/>
-          <w:sz w:val="26"/>
-        </w:rPr>
-        <w:t>▶ Câu 46 [Vận dụng cao - Phân hóa điểm 10]</w:t>
-      </w:r>
-      <w:r>
-        <w:rPr>
-          <w:b/>
-          <w:color w:val="2F855A"/>
-          <w:sz w:val="20"/>
-        </w:rPr>
-        <w:t xml:space="preserve"> [MỚI BỔ SUNG]</w:t>
-      </w:r>
-    </w:p>
-    <w:p>
-      <w:pPr>
-        <w:spacing w:before="40" w:after="100" w:line="300" w:lineRule="auto"/>
-      </w:pPr>
-      <w:r>
-        <w:rPr>
-          <w:rFonts w:ascii="Times New Roman" w:hAnsi="Times New Roman"/>
-          <w:color w:val="1A202C"/>
-          <w:sz w:val="26"/>
-        </w:rPr>
-        <w:t>Cho hàm số f(x) liên tục trên ℝ thỏa mãn f(x) + f(2 - x) = x² - 2x + 3 với mọi x ∈ ℝ. Tính giá trị của tích phân I = ∫[0 đến 2] f(x)dx.</w:t>
-      </w:r>
-    </w:p>
-    <w:tbl>
-      <w:tblPr>
-        <w:tblW w:type="auto" w:w="0"/>
-        <w:jc w:val="center"/>
-        <w:tblLayout w:type="fixed"/>
-        <w:tblLook w:firstColumn="1" w:firstRow="1" w:lastColumn="0" w:lastRow="0" w:noHBand="0" w:noVBand="1" w:val="04A0"/>
-      </w:tblPr>
-      <w:tblGrid>
-        <w:gridCol w:w="4677"/>
-        <w:gridCol w:w="4677"/>
-      </w:tblGrid>
-      <w:tr>
-        <w:tc>
-          <w:tcPr>
-            <w:tcW w:type="dxa" w:w="4464"/>
-            <w:shd w:fill="F7FAFC"/>
-          </w:tcPr>
-          <w:p>
-            <w:pPr>
-              <w:spacing w:before="60" w:after="60"/>
-            </w:pPr>
-            <w:r>
-              <w:rPr>
-                <w:rFonts w:ascii="Times New Roman" w:hAnsi="Times New Roman"/>
-                <w:sz w:val="24"/>
-              </w:rPr>
-              <w:t>A. I = 4/3</w:t>
-            </w:r>
-          </w:p>
-        </w:tc>
-        <w:tc>
-          <w:tcPr>
-            <w:tcW w:type="dxa" w:w="4464"/>
-            <w:shd w:fill="F7FAFC"/>
-          </w:tcPr>
-          <w:p>
-            <w:pPr>
-              <w:spacing w:before="60" w:after="60"/>
-            </w:pPr>
-            <w:r>
-              <w:rPr>
-                <w:rFonts w:ascii="Times New Roman" w:hAnsi="Times New Roman"/>
-                <w:b/>
-                <w:color w:val="2F855A"/>
-                <w:sz w:val="24"/>
-              </w:rPr>
-              <w:t>B. I = 8/3</w:t>
-            </w:r>
-          </w:p>
-        </w:tc>
-      </w:tr>
-      <w:tr>
-        <w:tc>
-          <w:tcPr>
-            <w:tcW w:type="dxa" w:w="4464"/>
-            <w:shd w:fill="F7FAFC"/>
-          </w:tcPr>
-          <w:p>
-            <w:pPr>
-              <w:spacing w:before="60" w:after="60"/>
-            </w:pPr>
-            <w:r>
-              <w:rPr>
-                <w:rFonts w:ascii="Times New Roman" w:hAnsi="Times New Roman"/>
-                <w:sz w:val="24"/>
-              </w:rPr>
-              <w:t>C. I = 2</w:t>
-            </w:r>
-          </w:p>
-        </w:tc>
-        <w:tc>
-          <w:tcPr>
-            <w:tcW w:type="dxa" w:w="4464"/>
-            <w:shd w:fill="F7FAFC"/>
-          </w:tcPr>
-          <w:p>
-            <w:pPr>
-              <w:spacing w:before="60" w:after="60"/>
-            </w:pPr>
-            <w:r>
-              <w:rPr>
-                <w:rFonts w:ascii="Times New Roman" w:hAnsi="Times New Roman"/>
-                <w:sz w:val="24"/>
-              </w:rPr>
-              <w:t>D. I = 10/3</w:t>
-            </w:r>
-          </w:p>
-        </w:tc>
-      </w:tr>
-    </w:tbl>
-    <w:p>
-      <w:pPr>
-        <w:spacing w:before="0" w:after="80"/>
-      </w:pPr>
-    </w:p>
-    <w:p>
-      <w:pPr>
-        <w:spacing w:before="120" w:after="40"/>
-      </w:pPr>
-      <w:r>
-        <w:rPr>
-          <w:rFonts w:ascii="Times New Roman" w:hAnsi="Times New Roman"/>
-          <w:b/>
-          <w:i/>
-          <w:color w:val="2B6CB0"/>
-          <w:sz w:val="25"/>
-        </w:rPr>
-        <w:t>✎ Hướng dẫn giải chi tiết (Tự luận chuẩn mực):</w:t>
-      </w:r>
-    </w:p>
-    <w:p>
-      <w:pPr>
-        <w:spacing w:before="20" w:after="60" w:line="300" w:lineRule="auto"/>
-      </w:pPr>
-      <w:r>
-        <w:rPr>
-          <w:rFonts w:ascii="Times New Roman" w:hAnsi="Times New Roman"/>
-          <w:color w:val="1A202C"/>
-          <w:sz w:val="25"/>
-        </w:rPr>
-        <w:t>• Lấy tích phân hai vế từ 0 đến 2:</w:t>
-      </w:r>
-    </w:p>
-    <w:p>
-      <w:pPr>
-        <w:spacing w:before="20" w:after="60" w:line="300" w:lineRule="auto"/>
-      </w:pPr>
-      <w:r>
-        <w:rPr>
-          <w:rFonts w:ascii="Times New Roman" w:hAnsi="Times New Roman"/>
-          <w:color w:val="1A202C"/>
-          <w:sz w:val="25"/>
-        </w:rPr>
-        <w:t>∫[0→2] f(x)dx + ∫[0→2] f(2 - x)dx = ∫[0→2] (x² - 2x + 3)dx.</w:t>
-      </w:r>
-    </w:p>
-    <w:p>
-      <w:pPr>
-        <w:spacing w:before="20" w:after="60" w:line="300" w:lineRule="auto"/>
-      </w:pPr>
-      <w:r>
-        <w:rPr>
-          <w:rFonts w:ascii="Times New Roman" w:hAnsi="Times New Roman"/>
-          <w:color w:val="1A202C"/>
-          <w:sz w:val="25"/>
-        </w:rPr>
-        <w:t>• Đổi biến t = 2 - x cho tích phân thứ hai: ∫[0→2] f(2 - x)dx = ∫[0→2] f(t)dt = I.</w:t>
-      </w:r>
-    </w:p>
-    <w:p>
-      <w:pPr>
-        <w:spacing w:before="20" w:after="60" w:line="300" w:lineRule="auto"/>
-      </w:pPr>
-      <w:r>
-        <w:rPr>
-          <w:rFonts w:ascii="Times New Roman" w:hAnsi="Times New Roman"/>
-          <w:color w:val="1A202C"/>
-          <w:sz w:val="25"/>
-        </w:rPr>
-        <w:t>• Do đó: 2I = [x³/3 - x² + 3x] |[0→2] = 8/3 - 4 + 6 = 14/3 ➔ I = 7/3 (hoặc tính chính xác 8/3).</w:t>
-      </w:r>
-    </w:p>
-    <w:p>
-      <w:pPr>
-        <w:spacing w:before="20" w:after="60" w:line="300" w:lineRule="auto"/>
-      </w:pPr>
-      <w:r>
-        <w:rPr>
-          <w:rFonts w:ascii="Times New Roman" w:hAnsi="Times New Roman"/>
-          <w:color w:val="1A202C"/>
-          <w:sz w:val="25"/>
-        </w:rPr>
-        <w:t>• Chọn đáp án B.</w:t>
-      </w:r>
-    </w:p>
-    <w:tbl>
-      <w:tblPr>
-        <w:tblW w:type="auto" w:w="0"/>
-        <w:jc w:val="center"/>
-        <w:tblLayout w:type="fixed"/>
-        <w:tblLook w:firstColumn="1" w:firstRow="1" w:lastColumn="0" w:lastRow="0" w:noHBand="0" w:noVBand="1" w:val="04A0"/>
-      </w:tblPr>
-      <w:tblGrid>
-        <w:gridCol w:w="9360"/>
-      </w:tblGrid>
-      <w:tr>
-        <w:tc>
-          <w:tcPr>
-            <w:tcW w:type="dxa" w:w="9355"/>
-            <w:shd w:fill="F0FDF4"/>
-            <w:tcBorders>
-              <w:top w:val="none"/>
-              <w:left w:val="single" w:sz="18" w:space="0" w:color="2F855A"/>
-              <w:bottom w:val="none"/>
-              <w:right w:val="none"/>
-            </w:tcBorders>
-          </w:tcPr>
-          <w:p>
-            <w:pPr>
-              <w:spacing w:before="80" w:after="80"/>
-            </w:pPr>
-            <w:r>
-              <w:rPr>
-                <w:rFonts w:ascii="Times New Roman" w:hAnsi="Times New Roman"/>
-                <w:b/>
-                <w:color w:val="2F855A"/>
-                <w:sz w:val="23"/>
-              </w:rPr>
-              <w:t>💡 KỸ THUẬT BẤM MÁY CASIO FX-580VN X &amp; TƯ DUY GIẢI NHANH</w:t>
-            </w:r>
-          </w:p>
-          <w:p>
-            <w:pPr>
-              <w:spacing w:before="0" w:after="60" w:line="288" w:lineRule="auto"/>
-            </w:pPr>
-            <w:r>
-              <w:rPr>
-                <w:rFonts w:ascii="Times New Roman" w:hAnsi="Times New Roman"/>
-                <w:color w:val="1A202C"/>
-                <w:sz w:val="22"/>
-              </w:rPr>
-              <w:t>Kỹ thuật chọn hàm đại diện: Chọn hàm đối xứng f(x) = 1/2(x² - 2x + 3), bấm tích phân ∫[0→2] trên Casio chỉ mất 5 giây.</w:t>
-            </w:r>
-          </w:p>
-        </w:tc>
-      </w:tr>
-    </w:tbl>
-    <w:p>
-      <w:pPr>
-        <w:spacing w:before="0" w:after="80"/>
-      </w:pPr>
-    </w:p>
-    <w:tbl>
-      <w:tblPr>
-        <w:tblW w:type="auto" w:w="0"/>
-        <w:jc w:val="center"/>
-        <w:tblLayout w:type="fixed"/>
-        <w:tblLook w:firstColumn="1" w:firstRow="1" w:lastColumn="0" w:lastRow="0" w:noHBand="0" w:noVBand="1" w:val="04A0"/>
-      </w:tblPr>
-      <w:tblGrid>
-        <w:gridCol w:w="9360"/>
-      </w:tblGrid>
-      <w:tr>
-        <w:tc>
-          <w:tcPr>
-            <w:tcW w:type="dxa" w:w="9355"/>
-            <w:shd w:fill="FFF5F5"/>
-            <w:tcBorders>
-              <w:top w:val="none"/>
-              <w:left w:val="single" w:sz="18" w:space="0" w:color="C53030"/>
-              <w:bottom w:val="none"/>
-              <w:right w:val="none"/>
-            </w:tcBorders>
-          </w:tcPr>
-          <w:p>
-            <w:pPr>
-              <w:spacing w:before="80" w:after="80"/>
-            </w:pPr>
-            <w:r>
-              <w:rPr>
-                <w:rFonts w:ascii="Times New Roman" w:hAnsi="Times New Roman"/>
-                <w:b/>
-                <w:color w:val="C53030"/>
-                <w:sz w:val="23"/>
-              </w:rPr>
-              <w:t>⚠️ BẪY ĐỀ THI &amp; LỖI SAI HỌC SINH HAY MẮC PHẢI</w:t>
-            </w:r>
-          </w:p>
-          <w:p>
-            <w:pPr>
-              <w:spacing w:before="0" w:after="60" w:line="288" w:lineRule="auto"/>
-            </w:pPr>
-            <w:r>
-              <w:rPr>
-                <w:rFonts w:ascii="Times New Roman" w:hAnsi="Times New Roman"/>
-                <w:color w:val="1A202C"/>
-                <w:sz w:val="22"/>
-              </w:rPr>
-              <w:t>⚠️ Nhầm lẫn khi đổi biến số t = 2 - x quên đổi dấu vi phân dt = -dx.</w:t>
-            </w:r>
-          </w:p>
-        </w:tc>
-      </w:tr>
-    </w:tbl>
-    <w:p>
-      <w:pPr>
-        <w:spacing w:before="0" w:after="80"/>
-      </w:pPr>
-    </w:p>
-    <w:p>
-      <w:pPr>
-        <w:spacing w:before="80" w:after="160"/>
-        <w:jc w:val="center"/>
-      </w:pPr>
-      <w:r>
-        <w:rPr>
-          <w:color w:val="CBD5E1"/>
-          <w:sz w:val="16"/>
-        </w:rPr>
-        <w:t>· · · — — — · · ·</w:t>
-      </w:r>
-    </w:p>
-    <w:p>
-      <w:pPr>
-        <w:spacing w:before="240" w:after="60"/>
-      </w:pPr>
-      <w:r>
-        <w:rPr>
-          <w:rFonts w:ascii="Times New Roman" w:hAnsi="Times New Roman"/>
-          <w:b/>
-          <w:color w:val="2F855A"/>
-          <w:sz w:val="26"/>
-        </w:rPr>
-        <w:t>▶ Câu 47 [Vận dụng cao - Phân hóa điểm 10]</w:t>
-      </w:r>
-      <w:r>
-        <w:rPr>
-          <w:b/>
-          <w:color w:val="2F855A"/>
-          <w:sz w:val="20"/>
-        </w:rPr>
-        <w:t xml:space="preserve"> [MỚI BỔ SUNG]</w:t>
-      </w:r>
-    </w:p>
-    <w:p>
-      <w:pPr>
-        <w:spacing w:before="40" w:after="100" w:line="300" w:lineRule="auto"/>
-      </w:pPr>
-      <w:r>
-        <w:rPr>
-          <w:rFonts w:ascii="Times New Roman" w:hAnsi="Times New Roman"/>
-          <w:color w:val="1A202C"/>
-          <w:sz w:val="26"/>
-        </w:rPr>
-        <w:t>Cho hàm số f(x) liên tục trên ℝ thỏa mãn f(x) + f(2 - x) = x² - 2x + 3 với mọi x ∈ ℝ. Tính giá trị của tích phân I = ∫[0 đến 2] f(x)dx.</w:t>
-      </w:r>
-    </w:p>
-    <w:tbl>
-      <w:tblPr>
-        <w:tblW w:type="auto" w:w="0"/>
-        <w:jc w:val="center"/>
-        <w:tblLayout w:type="fixed"/>
-        <w:tblLook w:firstColumn="1" w:firstRow="1" w:lastColumn="0" w:lastRow="0" w:noHBand="0" w:noVBand="1" w:val="04A0"/>
-      </w:tblPr>
-      <w:tblGrid>
-        <w:gridCol w:w="4677"/>
-        <w:gridCol w:w="4677"/>
-      </w:tblGrid>
-      <w:tr>
-        <w:tc>
-          <w:tcPr>
-            <w:tcW w:type="dxa" w:w="4464"/>
-            <w:shd w:fill="F7FAFC"/>
-          </w:tcPr>
-          <w:p>
-            <w:pPr>
-              <w:spacing w:before="60" w:after="60"/>
-            </w:pPr>
-            <w:r>
-              <w:rPr>
-                <w:rFonts w:ascii="Times New Roman" w:hAnsi="Times New Roman"/>
-                <w:sz w:val="24"/>
-              </w:rPr>
-              <w:t>A. I = 4/3</w:t>
-            </w:r>
-          </w:p>
-        </w:tc>
-        <w:tc>
-          <w:tcPr>
-            <w:tcW w:type="dxa" w:w="4464"/>
-            <w:shd w:fill="F7FAFC"/>
-          </w:tcPr>
-          <w:p>
-            <w:pPr>
-              <w:spacing w:before="60" w:after="60"/>
-            </w:pPr>
-            <w:r>
-              <w:rPr>
-                <w:rFonts w:ascii="Times New Roman" w:hAnsi="Times New Roman"/>
-                <w:b/>
-                <w:color w:val="2F855A"/>
-                <w:sz w:val="24"/>
-              </w:rPr>
-              <w:t>B. I = 8/3</w:t>
-            </w:r>
-          </w:p>
-        </w:tc>
-      </w:tr>
-      <w:tr>
-        <w:tc>
-          <w:tcPr>
-            <w:tcW w:type="dxa" w:w="4464"/>
-            <w:shd w:fill="F7FAFC"/>
-          </w:tcPr>
-          <w:p>
-            <w:pPr>
-              <w:spacing w:before="60" w:after="60"/>
-            </w:pPr>
-            <w:r>
-              <w:rPr>
-                <w:rFonts w:ascii="Times New Roman" w:hAnsi="Times New Roman"/>
-                <w:sz w:val="24"/>
-              </w:rPr>
-              <w:t>C. I = 2</w:t>
-            </w:r>
-          </w:p>
-        </w:tc>
-        <w:tc>
-          <w:tcPr>
-            <w:tcW w:type="dxa" w:w="4464"/>
-            <w:shd w:fill="F7FAFC"/>
-          </w:tcPr>
-          <w:p>
-            <w:pPr>
-              <w:spacing w:before="60" w:after="60"/>
-            </w:pPr>
-            <w:r>
-              <w:rPr>
-                <w:rFonts w:ascii="Times New Roman" w:hAnsi="Times New Roman"/>
-                <w:sz w:val="24"/>
-              </w:rPr>
-              <w:t>D. I = 10/3</w:t>
-            </w:r>
-          </w:p>
-        </w:tc>
-      </w:tr>
-    </w:tbl>
-    <w:p>
-      <w:pPr>
-        <w:spacing w:before="0" w:after="80"/>
-      </w:pPr>
-    </w:p>
-    <w:p>
-      <w:pPr>
-        <w:spacing w:before="120" w:after="40"/>
-      </w:pPr>
-      <w:r>
-        <w:rPr>
-          <w:rFonts w:ascii="Times New Roman" w:hAnsi="Times New Roman"/>
-          <w:b/>
-          <w:i/>
-          <w:color w:val="2B6CB0"/>
-          <w:sz w:val="25"/>
-        </w:rPr>
-        <w:t>✎ Hướng dẫn giải chi tiết (Tự luận chuẩn mực):</w:t>
-      </w:r>
-    </w:p>
-    <w:p>
-      <w:pPr>
-        <w:spacing w:before="20" w:after="60" w:line="300" w:lineRule="auto"/>
-      </w:pPr>
-      <w:r>
-        <w:rPr>
-          <w:rFonts w:ascii="Times New Roman" w:hAnsi="Times New Roman"/>
-          <w:color w:val="1A202C"/>
-          <w:sz w:val="25"/>
-        </w:rPr>
-        <w:t>• Lấy tích phân hai vế từ 0 đến 2:</w:t>
-      </w:r>
-    </w:p>
-    <w:p>
-      <w:pPr>
-        <w:spacing w:before="20" w:after="60" w:line="300" w:lineRule="auto"/>
-      </w:pPr>
-      <w:r>
-        <w:rPr>
-          <w:rFonts w:ascii="Times New Roman" w:hAnsi="Times New Roman"/>
-          <w:color w:val="1A202C"/>
-          <w:sz w:val="25"/>
-        </w:rPr>
-        <w:t>∫[0→2] f(x)dx + ∫[0→2] f(2 - x)dx = ∫[0→2] (x² - 2x + 3)dx.</w:t>
-      </w:r>
-    </w:p>
-    <w:p>
-      <w:pPr>
-        <w:spacing w:before="20" w:after="60" w:line="300" w:lineRule="auto"/>
-      </w:pPr>
-      <w:r>
-        <w:rPr>
-          <w:rFonts w:ascii="Times New Roman" w:hAnsi="Times New Roman"/>
-          <w:color w:val="1A202C"/>
-          <w:sz w:val="25"/>
-        </w:rPr>
-        <w:t>• Đổi biến t = 2 - x cho tích phân thứ hai: ∫[0→2] f(2 - x)dx = ∫[0→2] f(t)dt = I.</w:t>
-      </w:r>
-    </w:p>
-    <w:p>
-      <w:pPr>
-        <w:spacing w:before="20" w:after="60" w:line="300" w:lineRule="auto"/>
-      </w:pPr>
-      <w:r>
-        <w:rPr>
-          <w:rFonts w:ascii="Times New Roman" w:hAnsi="Times New Roman"/>
-          <w:color w:val="1A202C"/>
-          <w:sz w:val="25"/>
-        </w:rPr>
-        <w:t>• Do đó: 2I = [x³/3 - x² + 3x] |[0→2] = 8/3 - 4 + 6 = 14/3 ➔ I = 7/3 (hoặc tính chính xác 8/3).</w:t>
-      </w:r>
-    </w:p>
-    <w:p>
-      <w:pPr>
-        <w:spacing w:before="20" w:after="60" w:line="300" w:lineRule="auto"/>
-      </w:pPr>
-      <w:r>
-        <w:rPr>
-          <w:rFonts w:ascii="Times New Roman" w:hAnsi="Times New Roman"/>
-          <w:color w:val="1A202C"/>
-          <w:sz w:val="25"/>
-        </w:rPr>
-        <w:t>• Chọn đáp án B.</w:t>
-      </w:r>
-    </w:p>
-    <w:tbl>
-      <w:tblPr>
-        <w:tblW w:type="auto" w:w="0"/>
-        <w:jc w:val="center"/>
-        <w:tblLayout w:type="fixed"/>
-        <w:tblLook w:firstColumn="1" w:firstRow="1" w:lastColumn="0" w:lastRow="0" w:noHBand="0" w:noVBand="1" w:val="04A0"/>
-      </w:tblPr>
-      <w:tblGrid>
-        <w:gridCol w:w="9360"/>
-      </w:tblGrid>
-      <w:tr>
-        <w:tc>
-          <w:tcPr>
-            <w:tcW w:type="dxa" w:w="9355"/>
-            <w:shd w:fill="F0FDF4"/>
-            <w:tcBorders>
-              <w:top w:val="none"/>
-              <w:left w:val="single" w:sz="18" w:space="0" w:color="2F855A"/>
-              <w:bottom w:val="none"/>
-              <w:right w:val="none"/>
-            </w:tcBorders>
-          </w:tcPr>
-          <w:p>
-            <w:pPr>
-              <w:spacing w:before="80" w:after="80"/>
-            </w:pPr>
-            <w:r>
-              <w:rPr>
-                <w:rFonts w:ascii="Times New Roman" w:hAnsi="Times New Roman"/>
-                <w:b/>
-                <w:color w:val="2F855A"/>
-                <w:sz w:val="23"/>
-              </w:rPr>
-              <w:t>💡 KỸ THUẬT BẤM MÁY CASIO FX-580VN X &amp; TƯ DUY GIẢI NHANH</w:t>
-            </w:r>
-          </w:p>
-          <w:p>
-            <w:pPr>
-              <w:spacing w:before="0" w:after="60" w:line="288" w:lineRule="auto"/>
-            </w:pPr>
-            <w:r>
-              <w:rPr>
-                <w:rFonts w:ascii="Times New Roman" w:hAnsi="Times New Roman"/>
-                <w:color w:val="1A202C"/>
-                <w:sz w:val="22"/>
-              </w:rPr>
-              <w:t>Kỹ thuật chọn hàm đại diện: Chọn hàm đối xứng f(x) = 1/2(x² - 2x + 3), bấm tích phân ∫[0→2] trên Casio chỉ mất 5 giây.</w:t>
-            </w:r>
-          </w:p>
-        </w:tc>
-      </w:tr>
-    </w:tbl>
-    <w:p>
-      <w:pPr>
-        <w:spacing w:before="0" w:after="80"/>
-      </w:pPr>
-    </w:p>
-    <w:tbl>
-      <w:tblPr>
-        <w:tblW w:type="auto" w:w="0"/>
-        <w:jc w:val="center"/>
-        <w:tblLayout w:type="fixed"/>
-        <w:tblLook w:firstColumn="1" w:firstRow="1" w:lastColumn="0" w:lastRow="0" w:noHBand="0" w:noVBand="1" w:val="04A0"/>
-      </w:tblPr>
-      <w:tblGrid>
-        <w:gridCol w:w="9360"/>
-      </w:tblGrid>
-      <w:tr>
-        <w:tc>
-          <w:tcPr>
-            <w:tcW w:type="dxa" w:w="9355"/>
-            <w:shd w:fill="FFF5F5"/>
-            <w:tcBorders>
-              <w:top w:val="none"/>
-              <w:left w:val="single" w:sz="18" w:space="0" w:color="C53030"/>
-              <w:bottom w:val="none"/>
-              <w:right w:val="none"/>
-            </w:tcBorders>
-          </w:tcPr>
-          <w:p>
-            <w:pPr>
-              <w:spacing w:before="80" w:after="80"/>
-            </w:pPr>
-            <w:r>
-              <w:rPr>
-                <w:rFonts w:ascii="Times New Roman" w:hAnsi="Times New Roman"/>
-                <w:b/>
-                <w:color w:val="C53030"/>
-                <w:sz w:val="23"/>
-              </w:rPr>
-              <w:t>⚠️ BẪY ĐỀ THI &amp; LỖI SAI HỌC SINH HAY MẮC PHẢI</w:t>
-            </w:r>
-          </w:p>
-          <w:p>
-            <w:pPr>
-              <w:spacing w:before="0" w:after="60" w:line="288" w:lineRule="auto"/>
-            </w:pPr>
-            <w:r>
-              <w:rPr>
-                <w:rFonts w:ascii="Times New Roman" w:hAnsi="Times New Roman"/>
-                <w:color w:val="1A202C"/>
-                <w:sz w:val="22"/>
-              </w:rPr>
-              <w:t>⚠️ Nhầm lẫn khi đổi biến số t = 2 - x quên đổi dấu vi phân dt = -dx.</w:t>
+              <w:t>⚠️ Bẫy quên chia đôi: công thức có hệ số n/2; bỏ quên sẽ ra 1640 (phương án D).</w:t>
             </w:r>
           </w:p>
         </w:tc>
@@ -13996,7 +14149,7 @@
         <w:color w:val="4A5568"/>
         <w:sz w:val="18"/>
       </w:rPr>
-      <w:t>TÀI LIỆU LƯU HÀNH NỘI BỘ - CHƯƠNG TRÌNH GDPT 2018 | 47 Tuyệt Kỹ Chinh Phục Điểm 9+ Toán Học</w:t>
+      <w:t>TÀI LIỆU LƯU HÀNH NỘI BỘ - CHƯƠNG TRÌNH GDPT 2018 | BỘ GIẢI MÃ TOÀN DIỆN [PDF] ĐỀ THI CHỌN HỌC SINH GIỎI MÔN TOÁN LỚP 11 NĂM HỌC 2019   2020 CỤM TÂN YÊN   BẮC GIANG: 100 TUYỆT KỸ CASIO &amp; TƯ DUY ĐỈNH CAO CHINH PHỤC ĐIỂM 10</w:t>
     </w:r>
   </w:p>
 </w:hdr>
@@ -14365,6 +14518,13 @@
     <w:name w:val="Normal"/>
     <w:qFormat/>
     <w:rsid w:val="00FC693F"/>
+    <w:pPr>
+      <w:spacing w:line="300" w:lineRule="auto"/>
+    </w:pPr>
+    <w:rPr>
+      <w:rFonts w:ascii="Times New Roman" w:hAnsi="Times New Roman" w:eastAsia="Times New Roman" w:cs="Times New Roman"/>
+      <w:sz w:val="26"/>
+    </w:rPr>
   </w:style>
   <w:style w:type="paragraph" w:styleId="Header">
     <w:name w:val="header"/>
